--- a/Part 1/ST10493664_CLDV6211_POE_Part1.docx
+++ b/Part 1/ST10493664_CLDV6211_POE_Part1.docx
@@ -17,7 +17,6 @@
           <w:docPartUnique/>
         </w:docPartObj>
       </w:sdtPr>
-      <w:sdtEndPr/>
       <w:sdtContent>
         <w:p>
           <w:pPr>
@@ -3770,7 +3769,6 @@
                                     <w:dataBinding w:prefixMappings="xmlns:ns0='http://purl.org/dc/elements/1.1/' xmlns:ns1='http://schemas.openxmlformats.org/package/2006/metadata/core-properties' " w:xpath="/ns1:coreProperties[1]/ns0:title[1]" w:storeItemID="{6C3C8BC8-F283-45AE-878A-BAB7291924A1}"/>
                                     <w:text/>
                                   </w:sdtPr>
-                                  <w:sdtEndPr/>
                                   <w:sdtContent>
                                     <w:r>
                                       <w:rPr>
@@ -3806,7 +3804,6 @@
                                     <w:dataBinding w:prefixMappings="xmlns:ns0='http://purl.org/dc/elements/1.1/' xmlns:ns1='http://schemas.openxmlformats.org/package/2006/metadata/core-properties' " w:xpath="/ns1:coreProperties[1]/ns0:subject[1]" w:storeItemID="{6C3C8BC8-F283-45AE-878A-BAB7291924A1}"/>
                                     <w:text/>
                                   </w:sdtPr>
-                                  <w:sdtEndPr/>
                                   <w:sdtContent>
                                     <w:r>
                                       <w:rPr>
@@ -3867,7 +3864,6 @@
                               <w:dataBinding w:prefixMappings="xmlns:ns0='http://purl.org/dc/elements/1.1/' xmlns:ns1='http://schemas.openxmlformats.org/package/2006/metadata/core-properties' " w:xpath="/ns1:coreProperties[1]/ns0:title[1]" w:storeItemID="{6C3C8BC8-F283-45AE-878A-BAB7291924A1}"/>
                               <w:text/>
                             </w:sdtPr>
-                            <w:sdtEndPr/>
                             <w:sdtContent>
                               <w:r>
                                 <w:rPr>
@@ -3903,7 +3899,6 @@
                               <w:dataBinding w:prefixMappings="xmlns:ns0='http://purl.org/dc/elements/1.1/' xmlns:ns1='http://schemas.openxmlformats.org/package/2006/metadata/core-properties' " w:xpath="/ns1:coreProperties[1]/ns0:subject[1]" w:storeItemID="{6C3C8BC8-F283-45AE-878A-BAB7291924A1}"/>
                               <w:text/>
                             </w:sdtPr>
-                            <w:sdtEndPr/>
                             <w:sdtContent>
                               <w:r>
                                 <w:rPr>
@@ -4134,7 +4129,7 @@
             </w:rPr>
             <w:fldChar w:fldCharType="separate"/>
           </w:r>
-          <w:hyperlink w:anchor="_Toc224073170" w:history="1">
+          <w:hyperlink w:anchor="_Toc227094732" w:history="1">
             <w:r>
               <w:rPr>
                 <w:rStyle w:val="Hyperlink"/>
@@ -4162,7 +4157,7 @@
                 <w:noProof/>
                 <w:webHidden/>
               </w:rPr>
-              <w:instrText xml:space="preserve"> PAGEREF _Toc224073170 \h </w:instrText>
+              <w:instrText xml:space="preserve"> PAGEREF _Toc227094732 \h </w:instrText>
             </w:r>
             <w:r>
               <w:rPr>
@@ -4206,7 +4201,7 @@
               <w:lang w:eastAsia="en-ZA"/>
             </w:rPr>
           </w:pPr>
-          <w:hyperlink w:anchor="_Toc224073171" w:history="1">
+          <w:hyperlink w:anchor="_Toc227094733" w:history="1">
             <w:r>
               <w:rPr>
                 <w:rStyle w:val="Hyperlink"/>
@@ -4234,7 +4229,7 @@
                 <w:noProof/>
                 <w:webHidden/>
               </w:rPr>
-              <w:instrText xml:space="preserve"> PAGEREF _Toc224073171 \h </w:instrText>
+              <w:instrText xml:space="preserve"> PAGEREF _Toc227094733 \h </w:instrText>
             </w:r>
             <w:r>
               <w:rPr>
@@ -4255,6 +4250,361 @@
                 <w:webHidden/>
               </w:rPr>
               <w:t>3</w:t>
+            </w:r>
+            <w:r>
+              <w:rPr>
+                <w:noProof/>
+                <w:webHidden/>
+              </w:rPr>
+              <w:fldChar w:fldCharType="end"/>
+            </w:r>
+          </w:hyperlink>
+        </w:p>
+        <w:p>
+          <w:pPr>
+            <w:pStyle w:val="TOC2"/>
+            <w:tabs>
+              <w:tab w:val="right" w:leader="dot" w:pos="9016"/>
+            </w:tabs>
+            <w:rPr>
+              <w:rFonts w:asciiTheme="minorHAnsi" w:eastAsiaTheme="minorEastAsia" w:hAnsiTheme="minorHAnsi"/>
+              <w:noProof/>
+              <w:sz w:val="24"/>
+              <w:lang w:eastAsia="en-ZA"/>
+            </w:rPr>
+          </w:pPr>
+          <w:hyperlink w:anchor="_Toc227094734" w:history="1">
+            <w:r>
+              <w:rPr>
+                <w:rStyle w:val="Hyperlink"/>
+                <w:noProof/>
+              </w:rPr>
+              <w:t>ERD – Entity Relationship Diagram:</w:t>
+            </w:r>
+            <w:r>
+              <w:rPr>
+                <w:noProof/>
+                <w:webHidden/>
+              </w:rPr>
+              <w:tab/>
+            </w:r>
+            <w:r>
+              <w:rPr>
+                <w:noProof/>
+                <w:webHidden/>
+              </w:rPr>
+              <w:fldChar w:fldCharType="begin"/>
+            </w:r>
+            <w:r>
+              <w:rPr>
+                <w:noProof/>
+                <w:webHidden/>
+              </w:rPr>
+              <w:instrText xml:space="preserve"> PAGEREF _Toc227094734 \h </w:instrText>
+            </w:r>
+            <w:r>
+              <w:rPr>
+                <w:noProof/>
+                <w:webHidden/>
+              </w:rPr>
+            </w:r>
+            <w:r>
+              <w:rPr>
+                <w:noProof/>
+                <w:webHidden/>
+              </w:rPr>
+              <w:fldChar w:fldCharType="separate"/>
+            </w:r>
+            <w:r>
+              <w:rPr>
+                <w:noProof/>
+                <w:webHidden/>
+              </w:rPr>
+              <w:t>3</w:t>
+            </w:r>
+            <w:r>
+              <w:rPr>
+                <w:noProof/>
+                <w:webHidden/>
+              </w:rPr>
+              <w:fldChar w:fldCharType="end"/>
+            </w:r>
+          </w:hyperlink>
+        </w:p>
+        <w:p>
+          <w:pPr>
+            <w:pStyle w:val="TOC2"/>
+            <w:tabs>
+              <w:tab w:val="right" w:leader="dot" w:pos="9016"/>
+            </w:tabs>
+            <w:rPr>
+              <w:rFonts w:asciiTheme="minorHAnsi" w:eastAsiaTheme="minorEastAsia" w:hAnsiTheme="minorHAnsi"/>
+              <w:noProof/>
+              <w:sz w:val="24"/>
+              <w:lang w:eastAsia="en-ZA"/>
+            </w:rPr>
+          </w:pPr>
+          <w:hyperlink w:anchor="_Toc227094735" w:history="1">
+            <w:r>
+              <w:rPr>
+                <w:rStyle w:val="Hyperlink"/>
+                <w:noProof/>
+              </w:rPr>
+              <w:t>Database Scripts</w:t>
+            </w:r>
+            <w:r>
+              <w:rPr>
+                <w:noProof/>
+                <w:webHidden/>
+              </w:rPr>
+              <w:tab/>
+            </w:r>
+            <w:r>
+              <w:rPr>
+                <w:noProof/>
+                <w:webHidden/>
+              </w:rPr>
+              <w:fldChar w:fldCharType="begin"/>
+            </w:r>
+            <w:r>
+              <w:rPr>
+                <w:noProof/>
+                <w:webHidden/>
+              </w:rPr>
+              <w:instrText xml:space="preserve"> PAGEREF _Toc227094735 \h </w:instrText>
+            </w:r>
+            <w:r>
+              <w:rPr>
+                <w:noProof/>
+                <w:webHidden/>
+              </w:rPr>
+            </w:r>
+            <w:r>
+              <w:rPr>
+                <w:noProof/>
+                <w:webHidden/>
+              </w:rPr>
+              <w:fldChar w:fldCharType="separate"/>
+            </w:r>
+            <w:r>
+              <w:rPr>
+                <w:noProof/>
+                <w:webHidden/>
+              </w:rPr>
+              <w:t>3</w:t>
+            </w:r>
+            <w:r>
+              <w:rPr>
+                <w:noProof/>
+                <w:webHidden/>
+              </w:rPr>
+              <w:fldChar w:fldCharType="end"/>
+            </w:r>
+          </w:hyperlink>
+        </w:p>
+        <w:p>
+          <w:pPr>
+            <w:pStyle w:val="TOC3"/>
+            <w:tabs>
+              <w:tab w:val="right" w:leader="dot" w:pos="9016"/>
+            </w:tabs>
+            <w:rPr>
+              <w:rFonts w:asciiTheme="minorHAnsi" w:eastAsiaTheme="minorEastAsia" w:hAnsiTheme="minorHAnsi"/>
+              <w:noProof/>
+              <w:sz w:val="24"/>
+              <w:lang w:eastAsia="en-ZA"/>
+            </w:rPr>
+          </w:pPr>
+          <w:hyperlink w:anchor="_Toc227094736" w:history="1">
+            <w:r>
+              <w:rPr>
+                <w:rStyle w:val="Hyperlink"/>
+                <w:noProof/>
+              </w:rPr>
+              <w:t>Bookings Table:</w:t>
+            </w:r>
+            <w:r>
+              <w:rPr>
+                <w:noProof/>
+                <w:webHidden/>
+              </w:rPr>
+              <w:tab/>
+            </w:r>
+            <w:r>
+              <w:rPr>
+                <w:noProof/>
+                <w:webHidden/>
+              </w:rPr>
+              <w:fldChar w:fldCharType="begin"/>
+            </w:r>
+            <w:r>
+              <w:rPr>
+                <w:noProof/>
+                <w:webHidden/>
+              </w:rPr>
+              <w:instrText xml:space="preserve"> PAGEREF _Toc227094736 \h </w:instrText>
+            </w:r>
+            <w:r>
+              <w:rPr>
+                <w:noProof/>
+                <w:webHidden/>
+              </w:rPr>
+            </w:r>
+            <w:r>
+              <w:rPr>
+                <w:noProof/>
+                <w:webHidden/>
+              </w:rPr>
+              <w:fldChar w:fldCharType="separate"/>
+            </w:r>
+            <w:r>
+              <w:rPr>
+                <w:noProof/>
+                <w:webHidden/>
+              </w:rPr>
+              <w:t>3</w:t>
+            </w:r>
+            <w:r>
+              <w:rPr>
+                <w:noProof/>
+                <w:webHidden/>
+              </w:rPr>
+              <w:fldChar w:fldCharType="end"/>
+            </w:r>
+          </w:hyperlink>
+        </w:p>
+        <w:p>
+          <w:pPr>
+            <w:pStyle w:val="TOC3"/>
+            <w:tabs>
+              <w:tab w:val="right" w:leader="dot" w:pos="9016"/>
+            </w:tabs>
+            <w:rPr>
+              <w:rFonts w:asciiTheme="minorHAnsi" w:eastAsiaTheme="minorEastAsia" w:hAnsiTheme="minorHAnsi"/>
+              <w:noProof/>
+              <w:sz w:val="24"/>
+              <w:lang w:eastAsia="en-ZA"/>
+            </w:rPr>
+          </w:pPr>
+          <w:hyperlink w:anchor="_Toc227094737" w:history="1">
+            <w:r>
+              <w:rPr>
+                <w:rStyle w:val="Hyperlink"/>
+                <w:noProof/>
+              </w:rPr>
+              <w:t>Events Table:</w:t>
+            </w:r>
+            <w:r>
+              <w:rPr>
+                <w:noProof/>
+                <w:webHidden/>
+              </w:rPr>
+              <w:tab/>
+            </w:r>
+            <w:r>
+              <w:rPr>
+                <w:noProof/>
+                <w:webHidden/>
+              </w:rPr>
+              <w:fldChar w:fldCharType="begin"/>
+            </w:r>
+            <w:r>
+              <w:rPr>
+                <w:noProof/>
+                <w:webHidden/>
+              </w:rPr>
+              <w:instrText xml:space="preserve"> PAGEREF _Toc227094737 \h </w:instrText>
+            </w:r>
+            <w:r>
+              <w:rPr>
+                <w:noProof/>
+                <w:webHidden/>
+              </w:rPr>
+            </w:r>
+            <w:r>
+              <w:rPr>
+                <w:noProof/>
+                <w:webHidden/>
+              </w:rPr>
+              <w:fldChar w:fldCharType="separate"/>
+            </w:r>
+            <w:r>
+              <w:rPr>
+                <w:noProof/>
+                <w:webHidden/>
+              </w:rPr>
+              <w:t>4</w:t>
+            </w:r>
+            <w:r>
+              <w:rPr>
+                <w:noProof/>
+                <w:webHidden/>
+              </w:rPr>
+              <w:fldChar w:fldCharType="end"/>
+            </w:r>
+          </w:hyperlink>
+        </w:p>
+        <w:p>
+          <w:pPr>
+            <w:pStyle w:val="TOC3"/>
+            <w:tabs>
+              <w:tab w:val="right" w:leader="dot" w:pos="9016"/>
+            </w:tabs>
+            <w:rPr>
+              <w:rFonts w:asciiTheme="minorHAnsi" w:eastAsiaTheme="minorEastAsia" w:hAnsiTheme="minorHAnsi"/>
+              <w:noProof/>
+              <w:sz w:val="24"/>
+              <w:lang w:eastAsia="en-ZA"/>
+            </w:rPr>
+          </w:pPr>
+          <w:hyperlink w:anchor="_Toc227094738" w:history="1">
+            <w:r>
+              <w:rPr>
+                <w:rStyle w:val="Hyperlink"/>
+                <w:noProof/>
+              </w:rPr>
+              <w:t>Venues Table:</w:t>
+            </w:r>
+            <w:r>
+              <w:rPr>
+                <w:noProof/>
+                <w:webHidden/>
+              </w:rPr>
+              <w:tab/>
+            </w:r>
+            <w:r>
+              <w:rPr>
+                <w:noProof/>
+                <w:webHidden/>
+              </w:rPr>
+              <w:fldChar w:fldCharType="begin"/>
+            </w:r>
+            <w:r>
+              <w:rPr>
+                <w:noProof/>
+                <w:webHidden/>
+              </w:rPr>
+              <w:instrText xml:space="preserve"> PAGEREF _Toc227094738 \h </w:instrText>
+            </w:r>
+            <w:r>
+              <w:rPr>
+                <w:noProof/>
+                <w:webHidden/>
+              </w:rPr>
+            </w:r>
+            <w:r>
+              <w:rPr>
+                <w:noProof/>
+                <w:webHidden/>
+              </w:rPr>
+              <w:fldChar w:fldCharType="separate"/>
+            </w:r>
+            <w:r>
+              <w:rPr>
+                <w:noProof/>
+                <w:webHidden/>
+              </w:rPr>
+              <w:t>4</w:t>
             </w:r>
             <w:r>
               <w:rPr>
@@ -4278,7 +4628,7 @@
               <w:lang w:eastAsia="en-ZA"/>
             </w:rPr>
           </w:pPr>
-          <w:hyperlink w:anchor="_Toc224073172" w:history="1">
+          <w:hyperlink w:anchor="_Toc227094739" w:history="1">
             <w:r>
               <w:rPr>
                 <w:rStyle w:val="Hyperlink"/>
@@ -4306,7 +4656,7 @@
                 <w:noProof/>
                 <w:webHidden/>
               </w:rPr>
-              <w:instrText xml:space="preserve"> PAGEREF _Toc224073172 \h </w:instrText>
+              <w:instrText xml:space="preserve"> PAGEREF _Toc227094739 \h </w:instrText>
             </w:r>
             <w:r>
               <w:rPr>
@@ -4326,7 +4676,504 @@
                 <w:noProof/>
                 <w:webHidden/>
               </w:rPr>
-              <w:t>4</w:t>
+              <w:t>6</w:t>
+            </w:r>
+            <w:r>
+              <w:rPr>
+                <w:noProof/>
+                <w:webHidden/>
+              </w:rPr>
+              <w:fldChar w:fldCharType="end"/>
+            </w:r>
+          </w:hyperlink>
+        </w:p>
+        <w:p>
+          <w:pPr>
+            <w:pStyle w:val="TOC2"/>
+            <w:tabs>
+              <w:tab w:val="right" w:leader="dot" w:pos="9016"/>
+            </w:tabs>
+            <w:rPr>
+              <w:rFonts w:asciiTheme="minorHAnsi" w:eastAsiaTheme="minorEastAsia" w:hAnsiTheme="minorHAnsi"/>
+              <w:noProof/>
+              <w:sz w:val="24"/>
+              <w:lang w:eastAsia="en-ZA"/>
+            </w:rPr>
+          </w:pPr>
+          <w:hyperlink w:anchor="_Toc227094740" w:history="1">
+            <w:r>
+              <w:rPr>
+                <w:rStyle w:val="Hyperlink"/>
+                <w:noProof/>
+              </w:rPr>
+              <w:t>Screenshots</w:t>
+            </w:r>
+            <w:r>
+              <w:rPr>
+                <w:noProof/>
+                <w:webHidden/>
+              </w:rPr>
+              <w:tab/>
+            </w:r>
+            <w:r>
+              <w:rPr>
+                <w:noProof/>
+                <w:webHidden/>
+              </w:rPr>
+              <w:fldChar w:fldCharType="begin"/>
+            </w:r>
+            <w:r>
+              <w:rPr>
+                <w:noProof/>
+                <w:webHidden/>
+              </w:rPr>
+              <w:instrText xml:space="preserve"> PAGEREF _Toc227094740 \h </w:instrText>
+            </w:r>
+            <w:r>
+              <w:rPr>
+                <w:noProof/>
+                <w:webHidden/>
+              </w:rPr>
+            </w:r>
+            <w:r>
+              <w:rPr>
+                <w:noProof/>
+                <w:webHidden/>
+              </w:rPr>
+              <w:fldChar w:fldCharType="separate"/>
+            </w:r>
+            <w:r>
+              <w:rPr>
+                <w:noProof/>
+                <w:webHidden/>
+              </w:rPr>
+              <w:t>6</w:t>
+            </w:r>
+            <w:r>
+              <w:rPr>
+                <w:noProof/>
+                <w:webHidden/>
+              </w:rPr>
+              <w:fldChar w:fldCharType="end"/>
+            </w:r>
+          </w:hyperlink>
+        </w:p>
+        <w:p>
+          <w:pPr>
+            <w:pStyle w:val="TOC3"/>
+            <w:tabs>
+              <w:tab w:val="right" w:leader="dot" w:pos="9016"/>
+            </w:tabs>
+            <w:rPr>
+              <w:rFonts w:asciiTheme="minorHAnsi" w:eastAsiaTheme="minorEastAsia" w:hAnsiTheme="minorHAnsi"/>
+              <w:noProof/>
+              <w:sz w:val="24"/>
+              <w:lang w:eastAsia="en-ZA"/>
+            </w:rPr>
+          </w:pPr>
+          <w:hyperlink w:anchor="_Toc227094741" w:history="1">
+            <w:r>
+              <w:rPr>
+                <w:rStyle w:val="Hyperlink"/>
+                <w:noProof/>
+              </w:rPr>
+              <w:t>Solution Explorer</w:t>
+            </w:r>
+            <w:r>
+              <w:rPr>
+                <w:noProof/>
+                <w:webHidden/>
+              </w:rPr>
+              <w:tab/>
+            </w:r>
+            <w:r>
+              <w:rPr>
+                <w:noProof/>
+                <w:webHidden/>
+              </w:rPr>
+              <w:fldChar w:fldCharType="begin"/>
+            </w:r>
+            <w:r>
+              <w:rPr>
+                <w:noProof/>
+                <w:webHidden/>
+              </w:rPr>
+              <w:instrText xml:space="preserve"> PAGEREF _Toc227094741 \h </w:instrText>
+            </w:r>
+            <w:r>
+              <w:rPr>
+                <w:noProof/>
+                <w:webHidden/>
+              </w:rPr>
+            </w:r>
+            <w:r>
+              <w:rPr>
+                <w:noProof/>
+                <w:webHidden/>
+              </w:rPr>
+              <w:fldChar w:fldCharType="separate"/>
+            </w:r>
+            <w:r>
+              <w:rPr>
+                <w:noProof/>
+                <w:webHidden/>
+              </w:rPr>
+              <w:t>6</w:t>
+            </w:r>
+            <w:r>
+              <w:rPr>
+                <w:noProof/>
+                <w:webHidden/>
+              </w:rPr>
+              <w:fldChar w:fldCharType="end"/>
+            </w:r>
+          </w:hyperlink>
+        </w:p>
+        <w:p>
+          <w:pPr>
+            <w:pStyle w:val="TOC3"/>
+            <w:tabs>
+              <w:tab w:val="right" w:leader="dot" w:pos="9016"/>
+            </w:tabs>
+            <w:rPr>
+              <w:rFonts w:asciiTheme="minorHAnsi" w:eastAsiaTheme="minorEastAsia" w:hAnsiTheme="minorHAnsi"/>
+              <w:noProof/>
+              <w:sz w:val="24"/>
+              <w:lang w:eastAsia="en-ZA"/>
+            </w:rPr>
+          </w:pPr>
+          <w:hyperlink w:anchor="_Toc227094742" w:history="1">
+            <w:r>
+              <w:rPr>
+                <w:rStyle w:val="Hyperlink"/>
+                <w:noProof/>
+              </w:rPr>
+              <w:t>SQL Server Object Explorer</w:t>
+            </w:r>
+            <w:r>
+              <w:rPr>
+                <w:noProof/>
+                <w:webHidden/>
+              </w:rPr>
+              <w:tab/>
+            </w:r>
+            <w:r>
+              <w:rPr>
+                <w:noProof/>
+                <w:webHidden/>
+              </w:rPr>
+              <w:fldChar w:fldCharType="begin"/>
+            </w:r>
+            <w:r>
+              <w:rPr>
+                <w:noProof/>
+                <w:webHidden/>
+              </w:rPr>
+              <w:instrText xml:space="preserve"> PAGEREF _Toc227094742 \h </w:instrText>
+            </w:r>
+            <w:r>
+              <w:rPr>
+                <w:noProof/>
+                <w:webHidden/>
+              </w:rPr>
+            </w:r>
+            <w:r>
+              <w:rPr>
+                <w:noProof/>
+                <w:webHidden/>
+              </w:rPr>
+              <w:fldChar w:fldCharType="separate"/>
+            </w:r>
+            <w:r>
+              <w:rPr>
+                <w:noProof/>
+                <w:webHidden/>
+              </w:rPr>
+              <w:t>7</w:t>
+            </w:r>
+            <w:r>
+              <w:rPr>
+                <w:noProof/>
+                <w:webHidden/>
+              </w:rPr>
+              <w:fldChar w:fldCharType="end"/>
+            </w:r>
+          </w:hyperlink>
+        </w:p>
+        <w:p>
+          <w:pPr>
+            <w:pStyle w:val="TOC3"/>
+            <w:tabs>
+              <w:tab w:val="right" w:leader="dot" w:pos="9016"/>
+            </w:tabs>
+            <w:rPr>
+              <w:rFonts w:asciiTheme="minorHAnsi" w:eastAsiaTheme="minorEastAsia" w:hAnsiTheme="minorHAnsi"/>
+              <w:noProof/>
+              <w:sz w:val="24"/>
+              <w:lang w:eastAsia="en-ZA"/>
+            </w:rPr>
+          </w:pPr>
+          <w:hyperlink w:anchor="_Toc227094743" w:history="1">
+            <w:r>
+              <w:rPr>
+                <w:rStyle w:val="Hyperlink"/>
+                <w:noProof/>
+              </w:rPr>
+              <w:t>Packages</w:t>
+            </w:r>
+            <w:r>
+              <w:rPr>
+                <w:noProof/>
+                <w:webHidden/>
+              </w:rPr>
+              <w:tab/>
+            </w:r>
+            <w:r>
+              <w:rPr>
+                <w:noProof/>
+                <w:webHidden/>
+              </w:rPr>
+              <w:fldChar w:fldCharType="begin"/>
+            </w:r>
+            <w:r>
+              <w:rPr>
+                <w:noProof/>
+                <w:webHidden/>
+              </w:rPr>
+              <w:instrText xml:space="preserve"> PAGEREF _Toc227094743 \h </w:instrText>
+            </w:r>
+            <w:r>
+              <w:rPr>
+                <w:noProof/>
+                <w:webHidden/>
+              </w:rPr>
+            </w:r>
+            <w:r>
+              <w:rPr>
+                <w:noProof/>
+                <w:webHidden/>
+              </w:rPr>
+              <w:fldChar w:fldCharType="separate"/>
+            </w:r>
+            <w:r>
+              <w:rPr>
+                <w:noProof/>
+                <w:webHidden/>
+              </w:rPr>
+              <w:t>7</w:t>
+            </w:r>
+            <w:r>
+              <w:rPr>
+                <w:noProof/>
+                <w:webHidden/>
+              </w:rPr>
+              <w:fldChar w:fldCharType="end"/>
+            </w:r>
+          </w:hyperlink>
+        </w:p>
+        <w:p>
+          <w:pPr>
+            <w:pStyle w:val="TOC3"/>
+            <w:tabs>
+              <w:tab w:val="right" w:leader="dot" w:pos="9016"/>
+            </w:tabs>
+            <w:rPr>
+              <w:rFonts w:asciiTheme="minorHAnsi" w:eastAsiaTheme="minorEastAsia" w:hAnsiTheme="minorHAnsi"/>
+              <w:noProof/>
+              <w:sz w:val="24"/>
+              <w:lang w:eastAsia="en-ZA"/>
+            </w:rPr>
+          </w:pPr>
+          <w:hyperlink w:anchor="_Toc227094744" w:history="1">
+            <w:r>
+              <w:rPr>
+                <w:rStyle w:val="Hyperlink"/>
+                <w:noProof/>
+              </w:rPr>
+              <w:t>Models</w:t>
+            </w:r>
+            <w:r>
+              <w:rPr>
+                <w:noProof/>
+                <w:webHidden/>
+              </w:rPr>
+              <w:tab/>
+            </w:r>
+            <w:r>
+              <w:rPr>
+                <w:noProof/>
+                <w:webHidden/>
+              </w:rPr>
+              <w:fldChar w:fldCharType="begin"/>
+            </w:r>
+            <w:r>
+              <w:rPr>
+                <w:noProof/>
+                <w:webHidden/>
+              </w:rPr>
+              <w:instrText xml:space="preserve"> PAGEREF _Toc227094744 \h </w:instrText>
+            </w:r>
+            <w:r>
+              <w:rPr>
+                <w:noProof/>
+                <w:webHidden/>
+              </w:rPr>
+            </w:r>
+            <w:r>
+              <w:rPr>
+                <w:noProof/>
+                <w:webHidden/>
+              </w:rPr>
+              <w:fldChar w:fldCharType="separate"/>
+            </w:r>
+            <w:r>
+              <w:rPr>
+                <w:noProof/>
+                <w:webHidden/>
+              </w:rPr>
+              <w:t>8</w:t>
+            </w:r>
+            <w:r>
+              <w:rPr>
+                <w:noProof/>
+                <w:webHidden/>
+              </w:rPr>
+              <w:fldChar w:fldCharType="end"/>
+            </w:r>
+          </w:hyperlink>
+        </w:p>
+        <w:p>
+          <w:pPr>
+            <w:pStyle w:val="TOC3"/>
+            <w:tabs>
+              <w:tab w:val="right" w:leader="dot" w:pos="9016"/>
+            </w:tabs>
+            <w:rPr>
+              <w:rFonts w:asciiTheme="minorHAnsi" w:eastAsiaTheme="minorEastAsia" w:hAnsiTheme="minorHAnsi"/>
+              <w:noProof/>
+              <w:sz w:val="24"/>
+              <w:lang w:eastAsia="en-ZA"/>
+            </w:rPr>
+          </w:pPr>
+          <w:hyperlink w:anchor="_Toc227094745" w:history="1">
+            <w:r>
+              <w:rPr>
+                <w:rStyle w:val="Hyperlink"/>
+                <w:noProof/>
+              </w:rPr>
+              <w:t>Views</w:t>
+            </w:r>
+            <w:r>
+              <w:rPr>
+                <w:noProof/>
+                <w:webHidden/>
+              </w:rPr>
+              <w:tab/>
+            </w:r>
+            <w:r>
+              <w:rPr>
+                <w:noProof/>
+                <w:webHidden/>
+              </w:rPr>
+              <w:fldChar w:fldCharType="begin"/>
+            </w:r>
+            <w:r>
+              <w:rPr>
+                <w:noProof/>
+                <w:webHidden/>
+              </w:rPr>
+              <w:instrText xml:space="preserve"> PAGEREF _Toc227094745 \h </w:instrText>
+            </w:r>
+            <w:r>
+              <w:rPr>
+                <w:noProof/>
+                <w:webHidden/>
+              </w:rPr>
+            </w:r>
+            <w:r>
+              <w:rPr>
+                <w:noProof/>
+                <w:webHidden/>
+              </w:rPr>
+              <w:fldChar w:fldCharType="separate"/>
+            </w:r>
+            <w:r>
+              <w:rPr>
+                <w:noProof/>
+                <w:webHidden/>
+              </w:rPr>
+              <w:t>9</w:t>
+            </w:r>
+            <w:r>
+              <w:rPr>
+                <w:noProof/>
+                <w:webHidden/>
+              </w:rPr>
+              <w:fldChar w:fldCharType="end"/>
+            </w:r>
+          </w:hyperlink>
+        </w:p>
+        <w:p>
+          <w:pPr>
+            <w:pStyle w:val="TOC3"/>
+            <w:tabs>
+              <w:tab w:val="right" w:leader="dot" w:pos="9016"/>
+            </w:tabs>
+            <w:rPr>
+              <w:rFonts w:asciiTheme="minorHAnsi" w:eastAsiaTheme="minorEastAsia" w:hAnsiTheme="minorHAnsi"/>
+              <w:noProof/>
+              <w:sz w:val="24"/>
+              <w:lang w:eastAsia="en-ZA"/>
+            </w:rPr>
+          </w:pPr>
+          <w:hyperlink w:anchor="_Toc227094746" w:history="1">
+            <w:r>
+              <w:rPr>
+                <w:rStyle w:val="Hyperlink"/>
+                <w:noProof/>
+              </w:rPr>
+              <w:t>Controllers</w:t>
+            </w:r>
+            <w:r>
+              <w:rPr>
+                <w:noProof/>
+                <w:webHidden/>
+              </w:rPr>
+              <w:tab/>
+            </w:r>
+            <w:r>
+              <w:rPr>
+                <w:noProof/>
+                <w:webHidden/>
+              </w:rPr>
+              <w:fldChar w:fldCharType="begin"/>
+            </w:r>
+            <w:r>
+              <w:rPr>
+                <w:noProof/>
+                <w:webHidden/>
+              </w:rPr>
+              <w:instrText xml:space="preserve"> PAGEREF _Toc227094746 \h </w:instrText>
+            </w:r>
+            <w:r>
+              <w:rPr>
+                <w:noProof/>
+                <w:webHidden/>
+              </w:rPr>
+            </w:r>
+            <w:r>
+              <w:rPr>
+                <w:noProof/>
+                <w:webHidden/>
+              </w:rPr>
+              <w:fldChar w:fldCharType="separate"/>
+            </w:r>
+            <w:r>
+              <w:rPr>
+                <w:noProof/>
+                <w:webHidden/>
+              </w:rPr>
+              <w:t>10</w:t>
             </w:r>
             <w:r>
               <w:rPr>
@@ -4350,7 +5197,7 @@
               <w:lang w:eastAsia="en-ZA"/>
             </w:rPr>
           </w:pPr>
-          <w:hyperlink w:anchor="_Toc224073173" w:history="1">
+          <w:hyperlink w:anchor="_Toc227094747" w:history="1">
             <w:r>
               <w:rPr>
                 <w:rStyle w:val="Hyperlink"/>
@@ -4378,7 +5225,7 @@
                 <w:noProof/>
                 <w:webHidden/>
               </w:rPr>
-              <w:instrText xml:space="preserve"> PAGEREF _Toc224073173 \h </w:instrText>
+              <w:instrText xml:space="preserve"> PAGEREF _Toc227094747 \h </w:instrText>
             </w:r>
             <w:r>
               <w:rPr>
@@ -4398,7 +5245,78 @@
                 <w:noProof/>
                 <w:webHidden/>
               </w:rPr>
-              <w:t>5</w:t>
+              <w:t>12</w:t>
+            </w:r>
+            <w:r>
+              <w:rPr>
+                <w:noProof/>
+                <w:webHidden/>
+              </w:rPr>
+              <w:fldChar w:fldCharType="end"/>
+            </w:r>
+          </w:hyperlink>
+        </w:p>
+        <w:p>
+          <w:pPr>
+            <w:pStyle w:val="TOC2"/>
+            <w:tabs>
+              <w:tab w:val="right" w:leader="dot" w:pos="9016"/>
+            </w:tabs>
+            <w:rPr>
+              <w:rFonts w:asciiTheme="minorHAnsi" w:eastAsiaTheme="minorEastAsia" w:hAnsiTheme="minorHAnsi"/>
+              <w:noProof/>
+              <w:sz w:val="24"/>
+              <w:lang w:eastAsia="en-ZA"/>
+            </w:rPr>
+          </w:pPr>
+          <w:hyperlink w:anchor="_Toc227094748" w:history="1">
+            <w:r>
+              <w:rPr>
+                <w:rStyle w:val="Hyperlink"/>
+                <w:noProof/>
+              </w:rPr>
+              <w:t>Screenshot</w:t>
+            </w:r>
+            <w:r>
+              <w:rPr>
+                <w:noProof/>
+                <w:webHidden/>
+              </w:rPr>
+              <w:tab/>
+            </w:r>
+            <w:r>
+              <w:rPr>
+                <w:noProof/>
+                <w:webHidden/>
+              </w:rPr>
+              <w:fldChar w:fldCharType="begin"/>
+            </w:r>
+            <w:r>
+              <w:rPr>
+                <w:noProof/>
+                <w:webHidden/>
+              </w:rPr>
+              <w:instrText xml:space="preserve"> PAGEREF _Toc227094748 \h </w:instrText>
+            </w:r>
+            <w:r>
+              <w:rPr>
+                <w:noProof/>
+                <w:webHidden/>
+              </w:rPr>
+            </w:r>
+            <w:r>
+              <w:rPr>
+                <w:noProof/>
+                <w:webHidden/>
+              </w:rPr>
+              <w:fldChar w:fldCharType="separate"/>
+            </w:r>
+            <w:r>
+              <w:rPr>
+                <w:noProof/>
+                <w:webHidden/>
+              </w:rPr>
+              <w:t>12</w:t>
             </w:r>
             <w:r>
               <w:rPr>
@@ -4422,7 +5340,7 @@
               <w:lang w:eastAsia="en-ZA"/>
             </w:rPr>
           </w:pPr>
-          <w:hyperlink w:anchor="_Toc224073174" w:history="1">
+          <w:hyperlink w:anchor="_Toc227094749" w:history="1">
             <w:r>
               <w:rPr>
                 <w:rStyle w:val="Hyperlink"/>
@@ -4450,7 +5368,7 @@
                 <w:noProof/>
                 <w:webHidden/>
               </w:rPr>
-              <w:instrText xml:space="preserve"> PAGEREF _Toc224073174 \h </w:instrText>
+              <w:instrText xml:space="preserve"> PAGEREF _Toc227094749 \h </w:instrText>
             </w:r>
             <w:r>
               <w:rPr>
@@ -4470,7 +5388,7 @@
                 <w:noProof/>
                 <w:webHidden/>
               </w:rPr>
-              <w:t>6</w:t>
+              <w:t>13</w:t>
             </w:r>
             <w:r>
               <w:rPr>
@@ -4494,7 +5412,7 @@
               <w:lang w:eastAsia="en-ZA"/>
             </w:rPr>
           </w:pPr>
-          <w:hyperlink w:anchor="_Toc224073175" w:history="1">
+          <w:hyperlink w:anchor="_Toc227094750" w:history="1">
             <w:r>
               <w:rPr>
                 <w:rStyle w:val="Hyperlink"/>
@@ -4522,7 +5440,7 @@
                 <w:noProof/>
                 <w:webHidden/>
               </w:rPr>
-              <w:instrText xml:space="preserve"> PAGEREF _Toc224073175 \h </w:instrText>
+              <w:instrText xml:space="preserve"> PAGEREF _Toc227094750 \h </w:instrText>
             </w:r>
             <w:r>
               <w:rPr>
@@ -4542,7 +5460,7 @@
                 <w:noProof/>
                 <w:webHidden/>
               </w:rPr>
-              <w:t>7</w:t>
+              <w:t>14</w:t>
             </w:r>
             <w:r>
               <w:rPr>
@@ -4598,7 +5516,7 @@
           <w:rFonts w:ascii="Calibri" w:hAnsi="Calibri" w:cs="Calibri"/>
         </w:rPr>
       </w:pPr>
-      <w:bookmarkStart w:id="0" w:name="_Toc224073170"/>
+      <w:bookmarkStart w:id="0" w:name="_Toc227094732"/>
       <w:r>
         <w:rPr>
           <w:rFonts w:ascii="Calibri" w:hAnsi="Calibri" w:cs="Calibri"/>
@@ -4609,16 +5527,23 @@
       <w:bookmarkEnd w:id="0"/>
     </w:p>
     <w:p>
-      <w:pPr>
-        <w:rPr>
-          <w:rFonts w:cs="Calibri"/>
-        </w:rPr>
-      </w:pPr>
-      <w:r>
-        <w:rPr>
-          <w:rFonts w:cs="Calibri"/>
-        </w:rPr>
-        <w:t>GitHub Repo Link:</w:t>
+      <w:r>
+        <w:rPr>
+          <w:rFonts w:cs="Calibri"/>
+        </w:rPr>
+        <w:t>GitHub Repo Link</w:t>
+      </w:r>
+      <w:r>
+        <w:rPr>
+          <w:rFonts w:cs="Calibri"/>
+        </w:rPr>
+        <w:t xml:space="preserve"> (Main)</w:t>
+      </w:r>
+      <w:r>
+        <w:rPr>
+          <w:rFonts w:cs="Calibri"/>
+        </w:rPr>
+        <w:t>:</w:t>
       </w:r>
       <w:r>
         <w:rPr>
@@ -4639,6 +5564,83 @@
     <w:p>
       <w:pPr>
         <w:rPr>
+          <w:color w:val="EE0000"/>
+        </w:rPr>
+      </w:pPr>
+      <w:r>
+        <w:rPr>
+          <w:color w:val="EE0000"/>
+        </w:rPr>
+        <w:t xml:space="preserve">Commits &amp; Completed project were </w:t>
+      </w:r>
+      <w:r>
+        <w:rPr>
+          <w:color w:val="EE0000"/>
+        </w:rPr>
+        <w:t>submitted</w:t>
+      </w:r>
+      <w:r>
+        <w:rPr>
+          <w:color w:val="EE0000"/>
+        </w:rPr>
+        <w:t xml:space="preserve"> to</w:t>
+      </w:r>
+      <w:r>
+        <w:rPr>
+          <w:color w:val="EE0000"/>
+        </w:rPr>
+        <w:t xml:space="preserve"> my own repo</w:t>
+      </w:r>
+      <w:r>
+        <w:rPr>
+          <w:color w:val="EE0000"/>
+        </w:rPr>
+        <w:t xml:space="preserve"> before the link below was provided by the </w:t>
+      </w:r>
+      <w:r>
+        <w:rPr>
+          <w:color w:val="EE0000"/>
+        </w:rPr>
+        <w:t>organisation</w:t>
+      </w:r>
+    </w:p>
+    <w:p>
+      <w:pPr>
+        <w:rPr>
+          <w:rFonts w:cs="Calibri"/>
+        </w:rPr>
+      </w:pPr>
+      <w:r>
+        <w:rPr>
+          <w:rFonts w:cs="Calibri"/>
+        </w:rPr>
+        <w:t>GitHub Repo Link</w:t>
+      </w:r>
+      <w:r>
+        <w:rPr>
+          <w:rFonts w:cs="Calibri"/>
+        </w:rPr>
+        <w:t xml:space="preserve"> (Organisation)</w:t>
+      </w:r>
+      <w:r>
+        <w:rPr>
+          <w:rFonts w:cs="Calibri"/>
+        </w:rPr>
+        <w:t xml:space="preserve">: </w:t>
+      </w:r>
+      <w:hyperlink r:id="rId8" w:history="1">
+        <w:r>
+          <w:rPr>
+            <w:rStyle w:val="Hyperlink"/>
+            <w:rFonts w:cs="Calibri"/>
+          </w:rPr>
+          <w:t>https://github.com/EMGPPT/cldv6211-g4-2026-part1-reabetswef.git</w:t>
+        </w:r>
+      </w:hyperlink>
+    </w:p>
+    <w:p>
+      <w:pPr>
+        <w:rPr>
           <w:rFonts w:eastAsiaTheme="majorEastAsia" w:cs="Calibri"/>
           <w:color w:val="000000" w:themeColor="text1"/>
           <w:sz w:val="24"/>
@@ -4662,6 +5664,18 @@
         <w:rPr>
           <w:rFonts w:cs="Calibri"/>
         </w:rPr>
+        <w:t xml:space="preserve"> </w:t>
+      </w:r>
+      <w:r>
+        <w:rPr>
+          <w:rFonts w:cs="Calibri"/>
+        </w:rPr>
+        <w:t>https://youtu.be/VKkIo6Vn8Vs</w:t>
+      </w:r>
+      <w:r>
+        <w:rPr>
+          <w:rFonts w:cs="Calibri"/>
+        </w:rPr>
         <w:br w:type="page"/>
       </w:r>
     </w:p>
@@ -4672,7 +5686,7 @@
           <w:rFonts w:ascii="Calibri" w:hAnsi="Calibri" w:cs="Calibri"/>
         </w:rPr>
       </w:pPr>
-      <w:bookmarkStart w:id="1" w:name="_Toc224073171"/>
+      <w:bookmarkStart w:id="1" w:name="_Toc227094733"/>
       <w:r>
         <w:rPr>
           <w:rFonts w:ascii="Calibri" w:hAnsi="Calibri" w:cs="Calibri"/>
@@ -4701,6 +5715,1479 @@
         <w:t xml:space="preserve"> Database</w:t>
       </w:r>
       <w:bookmarkEnd w:id="1"/>
+    </w:p>
+    <w:p>
+      <w:pPr>
+        <w:pStyle w:val="Heading2"/>
+      </w:pPr>
+      <w:bookmarkStart w:id="2" w:name="_Toc227094734"/>
+      <w:r>
+        <w:t>ERD</w:t>
+      </w:r>
+      <w:r>
+        <w:t xml:space="preserve"> – Entity Relation</w:t>
+      </w:r>
+      <w:r>
+        <w:t>ship</w:t>
+      </w:r>
+      <w:r>
+        <w:t xml:space="preserve"> Diagram:</w:t>
+      </w:r>
+      <w:bookmarkEnd w:id="2"/>
+    </w:p>
+    <w:p>
+      <w:pPr>
+        <w:rPr>
+          <w:rFonts w:cs="Calibri"/>
+        </w:rPr>
+      </w:pPr>
+      <w:r>
+        <w:rPr>
+          <w:rFonts w:cs="Calibri"/>
+          <w:noProof/>
+        </w:rPr>
+        <w:drawing>
+          <wp:inline distT="0" distB="0" distL="0" distR="0" wp14:anchorId="52D8A679" wp14:editId="63FC3E3F">
+            <wp:extent cx="5731510" cy="4686935"/>
+            <wp:effectExtent l="0" t="0" r="2540" b="0"/>
+            <wp:docPr id="931933475" name="Picture 29"/>
+            <wp:cNvGraphicFramePr>
+              <a:graphicFrameLocks xmlns:a="http://schemas.openxmlformats.org/drawingml/2006/main" noChangeAspect="1"/>
+            </wp:cNvGraphicFramePr>
+            <a:graphic xmlns:a="http://schemas.openxmlformats.org/drawingml/2006/main">
+              <a:graphicData uri="http://schemas.openxmlformats.org/drawingml/2006/picture">
+                <pic:pic xmlns:pic="http://schemas.openxmlformats.org/drawingml/2006/picture">
+                  <pic:nvPicPr>
+                    <pic:cNvPr id="931933475" name="Picture 931933475"/>
+                    <pic:cNvPicPr/>
+                  </pic:nvPicPr>
+                  <pic:blipFill rotWithShape="1">
+                    <a:blip r:embed="rId9">
+                      <a:extLst>
+                        <a:ext uri="{28A0092B-C50C-407E-A947-70E740481C1C}">
+                          <a14:useLocalDpi xmlns:a14="http://schemas.microsoft.com/office/drawing/2010/main" val="0"/>
+                        </a:ext>
+                      </a:extLst>
+                    </a:blip>
+                    <a:srcRect t="7344"/>
+                    <a:stretch>
+                      <a:fillRect/>
+                    </a:stretch>
+                  </pic:blipFill>
+                  <pic:spPr bwMode="auto">
+                    <a:xfrm>
+                      <a:off x="0" y="0"/>
+                      <a:ext cx="5731510" cy="4686935"/>
+                    </a:xfrm>
+                    <a:prstGeom prst="rect">
+                      <a:avLst/>
+                    </a:prstGeom>
+                    <a:ln>
+                      <a:noFill/>
+                    </a:ln>
+                    <a:extLst>
+                      <a:ext uri="{53640926-AAD7-44D8-BBD7-CCE9431645EC}">
+                        <a14:shadowObscured xmlns:a14="http://schemas.microsoft.com/office/drawing/2010/main"/>
+                      </a:ext>
+                    </a:extLst>
+                  </pic:spPr>
+                </pic:pic>
+              </a:graphicData>
+            </a:graphic>
+          </wp:inline>
+        </w:drawing>
+      </w:r>
+    </w:p>
+    <w:p>
+      <w:pPr>
+        <w:pStyle w:val="Heading2"/>
+      </w:pPr>
+      <w:bookmarkStart w:id="3" w:name="_Toc227094735"/>
+      <w:r>
+        <w:t>Database</w:t>
+      </w:r>
+      <w:r>
+        <w:t xml:space="preserve"> Scripts</w:t>
+      </w:r>
+      <w:bookmarkEnd w:id="3"/>
+    </w:p>
+    <w:p>
+      <w:pPr>
+        <w:pStyle w:val="Heading3"/>
+      </w:pPr>
+      <w:bookmarkStart w:id="4" w:name="_Toc227094736"/>
+      <w:r>
+        <w:t>Bookings</w:t>
+      </w:r>
+      <w:r>
+        <w:t xml:space="preserve"> Table:</w:t>
+      </w:r>
+      <w:bookmarkEnd w:id="4"/>
+    </w:p>
+    <w:p>
+      <w:pPr>
+        <w:rPr>
+          <w:rFonts w:cs="Calibri"/>
+        </w:rPr>
+      </w:pPr>
+      <w:r>
+        <w:rPr>
+          <w:rFonts w:cs="Calibri"/>
+        </w:rPr>
+        <w:t>CREATE TABLE [</w:t>
+      </w:r>
+      <w:proofErr w:type="spellStart"/>
+      <w:r>
+        <w:rPr>
+          <w:rFonts w:cs="Calibri"/>
+        </w:rPr>
+        <w:t>dbo</w:t>
+      </w:r>
+      <w:proofErr w:type="spellEnd"/>
+      <w:proofErr w:type="gramStart"/>
+      <w:r>
+        <w:rPr>
+          <w:rFonts w:cs="Calibri"/>
+        </w:rPr>
+        <w:t>].[</w:t>
+      </w:r>
+      <w:proofErr w:type="gramEnd"/>
+      <w:r>
+        <w:rPr>
+          <w:rFonts w:cs="Calibri"/>
+        </w:rPr>
+        <w:t>Bookings] (</w:t>
+      </w:r>
+    </w:p>
+    <w:p>
+      <w:pPr>
+        <w:rPr>
+          <w:rFonts w:cs="Calibri"/>
+        </w:rPr>
+      </w:pPr>
+      <w:r>
+        <w:rPr>
+          <w:rFonts w:cs="Calibri"/>
+        </w:rPr>
+        <w:t xml:space="preserve">    [</w:t>
+      </w:r>
+      <w:proofErr w:type="spellStart"/>
+      <w:proofErr w:type="gramStart"/>
+      <w:r>
+        <w:rPr>
+          <w:rFonts w:cs="Calibri"/>
+        </w:rPr>
+        <w:t>BookingId</w:t>
+      </w:r>
+      <w:proofErr w:type="spellEnd"/>
+      <w:r>
+        <w:rPr>
+          <w:rFonts w:cs="Calibri"/>
+        </w:rPr>
+        <w:t xml:space="preserve">]   </w:t>
+      </w:r>
+      <w:proofErr w:type="gramEnd"/>
+      <w:r>
+        <w:rPr>
+          <w:rFonts w:cs="Calibri"/>
+        </w:rPr>
+        <w:t xml:space="preserve">  INT            IDENTITY (1, 1) NOT NULL,</w:t>
+      </w:r>
+    </w:p>
+    <w:p>
+      <w:pPr>
+        <w:rPr>
+          <w:rFonts w:cs="Calibri"/>
+        </w:rPr>
+      </w:pPr>
+      <w:r>
+        <w:rPr>
+          <w:rFonts w:cs="Calibri"/>
+        </w:rPr>
+        <w:t xml:space="preserve">    [</w:t>
+      </w:r>
+      <w:proofErr w:type="spellStart"/>
+      <w:proofErr w:type="gramStart"/>
+      <w:r>
+        <w:rPr>
+          <w:rFonts w:cs="Calibri"/>
+        </w:rPr>
+        <w:t>VenueId</w:t>
+      </w:r>
+      <w:proofErr w:type="spellEnd"/>
+      <w:r>
+        <w:rPr>
+          <w:rFonts w:cs="Calibri"/>
+        </w:rPr>
+        <w:t xml:space="preserve">]   </w:t>
+      </w:r>
+      <w:proofErr w:type="gramEnd"/>
+      <w:r>
+        <w:rPr>
+          <w:rFonts w:cs="Calibri"/>
+        </w:rPr>
+        <w:t xml:space="preserve">    INT            NOT NULL,</w:t>
+      </w:r>
+    </w:p>
+    <w:p>
+      <w:pPr>
+        <w:rPr>
+          <w:rFonts w:cs="Calibri"/>
+        </w:rPr>
+      </w:pPr>
+      <w:r>
+        <w:rPr>
+          <w:rFonts w:cs="Calibri"/>
+        </w:rPr>
+        <w:t xml:space="preserve">    [</w:t>
+      </w:r>
+      <w:proofErr w:type="spellStart"/>
+      <w:proofErr w:type="gramStart"/>
+      <w:r>
+        <w:rPr>
+          <w:rFonts w:cs="Calibri"/>
+        </w:rPr>
+        <w:t>EventId</w:t>
+      </w:r>
+      <w:proofErr w:type="spellEnd"/>
+      <w:r>
+        <w:rPr>
+          <w:rFonts w:cs="Calibri"/>
+        </w:rPr>
+        <w:t xml:space="preserve">]   </w:t>
+      </w:r>
+      <w:proofErr w:type="gramEnd"/>
+      <w:r>
+        <w:rPr>
+          <w:rFonts w:cs="Calibri"/>
+        </w:rPr>
+        <w:t xml:space="preserve">    INT            NOT NULL,</w:t>
+      </w:r>
+    </w:p>
+    <w:p>
+      <w:pPr>
+        <w:rPr>
+          <w:rFonts w:cs="Calibri"/>
+        </w:rPr>
+      </w:pPr>
+      <w:r>
+        <w:rPr>
+          <w:rFonts w:cs="Calibri"/>
+        </w:rPr>
+        <w:t xml:space="preserve">    [</w:t>
+      </w:r>
+      <w:proofErr w:type="spellStart"/>
+      <w:proofErr w:type="gramStart"/>
+      <w:r>
+        <w:rPr>
+          <w:rFonts w:cs="Calibri"/>
+        </w:rPr>
+        <w:t>BookingDate</w:t>
+      </w:r>
+      <w:proofErr w:type="spellEnd"/>
+      <w:r>
+        <w:rPr>
+          <w:rFonts w:cs="Calibri"/>
+        </w:rPr>
+        <w:t xml:space="preserve">]   </w:t>
+      </w:r>
+      <w:proofErr w:type="gramEnd"/>
+      <w:r>
+        <w:rPr>
+          <w:rFonts w:cs="Calibri"/>
+        </w:rPr>
+        <w:t>DATETIME2 (7</w:t>
+      </w:r>
+      <w:proofErr w:type="gramStart"/>
+      <w:r>
+        <w:rPr>
+          <w:rFonts w:cs="Calibri"/>
+        </w:rPr>
+        <w:t>)  NOT</w:t>
+      </w:r>
+      <w:proofErr w:type="gramEnd"/>
+      <w:r>
+        <w:rPr>
+          <w:rFonts w:cs="Calibri"/>
+        </w:rPr>
+        <w:t xml:space="preserve"> NULL,</w:t>
+      </w:r>
+    </w:p>
+    <w:p>
+      <w:pPr>
+        <w:rPr>
+          <w:rFonts w:cs="Calibri"/>
+        </w:rPr>
+      </w:pPr>
+      <w:r>
+        <w:rPr>
+          <w:rFonts w:cs="Calibri"/>
+        </w:rPr>
+        <w:t xml:space="preserve">    [</w:t>
+      </w:r>
+      <w:proofErr w:type="spellStart"/>
+      <w:proofErr w:type="gramStart"/>
+      <w:r>
+        <w:rPr>
+          <w:rFonts w:cs="Calibri"/>
+        </w:rPr>
+        <w:t>CustomerName</w:t>
+      </w:r>
+      <w:proofErr w:type="spellEnd"/>
+      <w:r>
+        <w:rPr>
+          <w:rFonts w:cs="Calibri"/>
+        </w:rPr>
+        <w:t>]  NVARCHAR</w:t>
+      </w:r>
+      <w:proofErr w:type="gramEnd"/>
+      <w:r>
+        <w:rPr>
+          <w:rFonts w:cs="Calibri"/>
+        </w:rPr>
+        <w:t xml:space="preserve"> (100) NOT NULL,</w:t>
+      </w:r>
+    </w:p>
+    <w:p>
+      <w:pPr>
+        <w:rPr>
+          <w:rFonts w:cs="Calibri"/>
+        </w:rPr>
+      </w:pPr>
+      <w:r>
+        <w:rPr>
+          <w:rFonts w:cs="Calibri"/>
+        </w:rPr>
+        <w:t xml:space="preserve">    [</w:t>
+      </w:r>
+      <w:proofErr w:type="spellStart"/>
+      <w:r>
+        <w:rPr>
+          <w:rFonts w:cs="Calibri"/>
+        </w:rPr>
+        <w:t>CustomerEmail</w:t>
+      </w:r>
+      <w:proofErr w:type="spellEnd"/>
+      <w:r>
+        <w:rPr>
+          <w:rFonts w:cs="Calibri"/>
+        </w:rPr>
+        <w:t>] NVARCHAR (100) NULL,</w:t>
+      </w:r>
+    </w:p>
+    <w:p>
+      <w:pPr>
+        <w:rPr>
+          <w:rFonts w:cs="Calibri"/>
+        </w:rPr>
+      </w:pPr>
+      <w:r>
+        <w:rPr>
+          <w:rFonts w:cs="Calibri"/>
+        </w:rPr>
+        <w:t xml:space="preserve">    [</w:t>
+      </w:r>
+      <w:proofErr w:type="spellStart"/>
+      <w:r>
+        <w:rPr>
+          <w:rFonts w:cs="Calibri"/>
+        </w:rPr>
+        <w:t>CustomerPhone</w:t>
+      </w:r>
+      <w:proofErr w:type="spellEnd"/>
+      <w:r>
+        <w:rPr>
+          <w:rFonts w:cs="Calibri"/>
+        </w:rPr>
+        <w:t>] NVARCHAR (20</w:t>
+      </w:r>
+      <w:proofErr w:type="gramStart"/>
+      <w:r>
+        <w:rPr>
+          <w:rFonts w:cs="Calibri"/>
+        </w:rPr>
+        <w:t>)  NULL</w:t>
+      </w:r>
+      <w:proofErr w:type="gramEnd"/>
+      <w:r>
+        <w:rPr>
+          <w:rFonts w:cs="Calibri"/>
+        </w:rPr>
+        <w:t>,</w:t>
+      </w:r>
+    </w:p>
+    <w:p>
+      <w:pPr>
+        <w:rPr>
+          <w:rFonts w:cs="Calibri"/>
+        </w:rPr>
+      </w:pPr>
+      <w:r>
+        <w:rPr>
+          <w:rFonts w:cs="Calibri"/>
+        </w:rPr>
+        <w:t xml:space="preserve">    [</w:t>
+      </w:r>
+      <w:proofErr w:type="gramStart"/>
+      <w:r>
+        <w:rPr>
+          <w:rFonts w:cs="Calibri"/>
+        </w:rPr>
+        <w:t xml:space="preserve">Status]   </w:t>
+      </w:r>
+      <w:proofErr w:type="gramEnd"/>
+      <w:r>
+        <w:rPr>
+          <w:rFonts w:cs="Calibri"/>
+        </w:rPr>
+        <w:t xml:space="preserve">     INT            NOT NULL,</w:t>
+      </w:r>
+    </w:p>
+    <w:p>
+      <w:pPr>
+        <w:rPr>
+          <w:rFonts w:cs="Calibri"/>
+        </w:rPr>
+      </w:pPr>
+      <w:r>
+        <w:rPr>
+          <w:rFonts w:cs="Calibri"/>
+        </w:rPr>
+        <w:t xml:space="preserve">    CONSTRAINT [</w:t>
+      </w:r>
+      <w:proofErr w:type="spellStart"/>
+      <w:r>
+        <w:rPr>
+          <w:rFonts w:cs="Calibri"/>
+        </w:rPr>
+        <w:t>PK_Bookings</w:t>
+      </w:r>
+      <w:proofErr w:type="spellEnd"/>
+      <w:r>
+        <w:rPr>
+          <w:rFonts w:cs="Calibri"/>
+        </w:rPr>
+        <w:t>] PRIMARY KEY CLUSTERED ([</w:t>
+      </w:r>
+      <w:proofErr w:type="spellStart"/>
+      <w:r>
+        <w:rPr>
+          <w:rFonts w:cs="Calibri"/>
+        </w:rPr>
+        <w:t>BookingId</w:t>
+      </w:r>
+      <w:proofErr w:type="spellEnd"/>
+      <w:r>
+        <w:rPr>
+          <w:rFonts w:cs="Calibri"/>
+        </w:rPr>
+        <w:t>] ASC),</w:t>
+      </w:r>
+    </w:p>
+    <w:p>
+      <w:pPr>
+        <w:rPr>
+          <w:rFonts w:cs="Calibri"/>
+        </w:rPr>
+      </w:pPr>
+      <w:r>
+        <w:rPr>
+          <w:rFonts w:cs="Calibri"/>
+        </w:rPr>
+        <w:lastRenderedPageBreak/>
+        <w:t xml:space="preserve">    CONSTRAINT [</w:t>
+      </w:r>
+      <w:proofErr w:type="spellStart"/>
+      <w:r>
+        <w:rPr>
+          <w:rFonts w:cs="Calibri"/>
+        </w:rPr>
+        <w:t>FK_Bookings_Events_EventId</w:t>
+      </w:r>
+      <w:proofErr w:type="spellEnd"/>
+      <w:r>
+        <w:rPr>
+          <w:rFonts w:cs="Calibri"/>
+        </w:rPr>
+        <w:t>] FOREIGN KEY ([</w:t>
+      </w:r>
+      <w:proofErr w:type="spellStart"/>
+      <w:r>
+        <w:rPr>
+          <w:rFonts w:cs="Calibri"/>
+        </w:rPr>
+        <w:t>EventId</w:t>
+      </w:r>
+      <w:proofErr w:type="spellEnd"/>
+      <w:r>
+        <w:rPr>
+          <w:rFonts w:cs="Calibri"/>
+        </w:rPr>
+        <w:t>]) REFERENCES [</w:t>
+      </w:r>
+      <w:proofErr w:type="spellStart"/>
+      <w:r>
+        <w:rPr>
+          <w:rFonts w:cs="Calibri"/>
+        </w:rPr>
+        <w:t>dbo</w:t>
+      </w:r>
+      <w:proofErr w:type="spellEnd"/>
+      <w:proofErr w:type="gramStart"/>
+      <w:r>
+        <w:rPr>
+          <w:rFonts w:cs="Calibri"/>
+        </w:rPr>
+        <w:t>].[</w:t>
+      </w:r>
+      <w:proofErr w:type="gramEnd"/>
+      <w:r>
+        <w:rPr>
+          <w:rFonts w:cs="Calibri"/>
+        </w:rPr>
+        <w:t>Events] ([</w:t>
+      </w:r>
+      <w:proofErr w:type="spellStart"/>
+      <w:r>
+        <w:rPr>
+          <w:rFonts w:cs="Calibri"/>
+        </w:rPr>
+        <w:t>EventId</w:t>
+      </w:r>
+      <w:proofErr w:type="spellEnd"/>
+      <w:r>
+        <w:rPr>
+          <w:rFonts w:cs="Calibri"/>
+        </w:rPr>
+        <w:t>]),</w:t>
+      </w:r>
+    </w:p>
+    <w:p>
+      <w:pPr>
+        <w:rPr>
+          <w:rFonts w:cs="Calibri"/>
+        </w:rPr>
+      </w:pPr>
+      <w:r>
+        <w:rPr>
+          <w:rFonts w:cs="Calibri"/>
+        </w:rPr>
+        <w:t xml:space="preserve">    CONSTRAINT [</w:t>
+      </w:r>
+      <w:proofErr w:type="spellStart"/>
+      <w:r>
+        <w:rPr>
+          <w:rFonts w:cs="Calibri"/>
+        </w:rPr>
+        <w:t>FK_Bookings_Venues_VenueId</w:t>
+      </w:r>
+      <w:proofErr w:type="spellEnd"/>
+      <w:r>
+        <w:rPr>
+          <w:rFonts w:cs="Calibri"/>
+        </w:rPr>
+        <w:t>] FOREIGN KEY ([</w:t>
+      </w:r>
+      <w:proofErr w:type="spellStart"/>
+      <w:r>
+        <w:rPr>
+          <w:rFonts w:cs="Calibri"/>
+        </w:rPr>
+        <w:t>VenueId</w:t>
+      </w:r>
+      <w:proofErr w:type="spellEnd"/>
+      <w:r>
+        <w:rPr>
+          <w:rFonts w:cs="Calibri"/>
+        </w:rPr>
+        <w:t>]) REFERENCES [</w:t>
+      </w:r>
+      <w:proofErr w:type="spellStart"/>
+      <w:r>
+        <w:rPr>
+          <w:rFonts w:cs="Calibri"/>
+        </w:rPr>
+        <w:t>dbo</w:t>
+      </w:r>
+      <w:proofErr w:type="spellEnd"/>
+      <w:proofErr w:type="gramStart"/>
+      <w:r>
+        <w:rPr>
+          <w:rFonts w:cs="Calibri"/>
+        </w:rPr>
+        <w:t>].[</w:t>
+      </w:r>
+      <w:proofErr w:type="gramEnd"/>
+      <w:r>
+        <w:rPr>
+          <w:rFonts w:cs="Calibri"/>
+        </w:rPr>
+        <w:t>Venues] ([</w:t>
+      </w:r>
+      <w:proofErr w:type="spellStart"/>
+      <w:r>
+        <w:rPr>
+          <w:rFonts w:cs="Calibri"/>
+        </w:rPr>
+        <w:t>VenueId</w:t>
+      </w:r>
+      <w:proofErr w:type="spellEnd"/>
+      <w:r>
+        <w:rPr>
+          <w:rFonts w:cs="Calibri"/>
+        </w:rPr>
+        <w:t>])</w:t>
+      </w:r>
+    </w:p>
+    <w:p>
+      <w:pPr>
+        <w:rPr>
+          <w:rFonts w:cs="Calibri"/>
+        </w:rPr>
+      </w:pPr>
+      <w:proofErr w:type="gramStart"/>
+      <w:r>
+        <w:rPr>
+          <w:rFonts w:cs="Calibri"/>
+        </w:rPr>
+        <w:t>);</w:t>
+      </w:r>
+      <w:proofErr w:type="gramEnd"/>
+    </w:p>
+    <w:p>
+      <w:pPr>
+        <w:rPr>
+          <w:rFonts w:cs="Calibri"/>
+        </w:rPr>
+      </w:pPr>
+    </w:p>
+    <w:p>
+      <w:pPr>
+        <w:rPr>
+          <w:rFonts w:cs="Calibri"/>
+        </w:rPr>
+      </w:pPr>
+    </w:p>
+    <w:p>
+      <w:pPr>
+        <w:rPr>
+          <w:rFonts w:cs="Calibri"/>
+        </w:rPr>
+      </w:pPr>
+      <w:r>
+        <w:rPr>
+          <w:rFonts w:cs="Calibri"/>
+        </w:rPr>
+        <w:t>GO</w:t>
+      </w:r>
+    </w:p>
+    <w:p>
+      <w:pPr>
+        <w:rPr>
+          <w:rFonts w:cs="Calibri"/>
+        </w:rPr>
+      </w:pPr>
+      <w:r>
+        <w:rPr>
+          <w:rFonts w:cs="Calibri"/>
+        </w:rPr>
+        <w:t>CREATE NONCLUSTERED INDEX [</w:t>
+      </w:r>
+      <w:proofErr w:type="spellStart"/>
+      <w:r>
+        <w:rPr>
+          <w:rFonts w:cs="Calibri"/>
+        </w:rPr>
+        <w:t>IX_Bookings_EventId</w:t>
+      </w:r>
+      <w:proofErr w:type="spellEnd"/>
+      <w:r>
+        <w:rPr>
+          <w:rFonts w:cs="Calibri"/>
+        </w:rPr>
+        <w:t>]</w:t>
+      </w:r>
+    </w:p>
+    <w:p>
+      <w:pPr>
+        <w:rPr>
+          <w:rFonts w:cs="Calibri"/>
+        </w:rPr>
+      </w:pPr>
+      <w:r>
+        <w:rPr>
+          <w:rFonts w:cs="Calibri"/>
+        </w:rPr>
+        <w:t xml:space="preserve">    ON [</w:t>
+      </w:r>
+      <w:proofErr w:type="spellStart"/>
+      <w:r>
+        <w:rPr>
+          <w:rFonts w:cs="Calibri"/>
+        </w:rPr>
+        <w:t>dbo</w:t>
+      </w:r>
+      <w:proofErr w:type="spellEnd"/>
+      <w:proofErr w:type="gramStart"/>
+      <w:r>
+        <w:rPr>
+          <w:rFonts w:cs="Calibri"/>
+        </w:rPr>
+        <w:t>].[</w:t>
+      </w:r>
+      <w:proofErr w:type="gramEnd"/>
+      <w:r>
+        <w:rPr>
+          <w:rFonts w:cs="Calibri"/>
+        </w:rPr>
+        <w:t>Bookings]([</w:t>
+      </w:r>
+      <w:proofErr w:type="spellStart"/>
+      <w:r>
+        <w:rPr>
+          <w:rFonts w:cs="Calibri"/>
+        </w:rPr>
+        <w:t>EventId</w:t>
+      </w:r>
+      <w:proofErr w:type="spellEnd"/>
+      <w:r>
+        <w:rPr>
+          <w:rFonts w:cs="Calibri"/>
+        </w:rPr>
+        <w:t>] ASC</w:t>
+      </w:r>
+      <w:proofErr w:type="gramStart"/>
+      <w:r>
+        <w:rPr>
+          <w:rFonts w:cs="Calibri"/>
+        </w:rPr>
+        <w:t>);</w:t>
+      </w:r>
+      <w:proofErr w:type="gramEnd"/>
+    </w:p>
+    <w:p>
+      <w:pPr>
+        <w:rPr>
+          <w:rFonts w:cs="Calibri"/>
+        </w:rPr>
+      </w:pPr>
+    </w:p>
+    <w:p>
+      <w:pPr>
+        <w:rPr>
+          <w:rFonts w:cs="Calibri"/>
+        </w:rPr>
+      </w:pPr>
+    </w:p>
+    <w:p>
+      <w:pPr>
+        <w:rPr>
+          <w:rFonts w:cs="Calibri"/>
+        </w:rPr>
+      </w:pPr>
+      <w:r>
+        <w:rPr>
+          <w:rFonts w:cs="Calibri"/>
+        </w:rPr>
+        <w:t>GO</w:t>
+      </w:r>
+    </w:p>
+    <w:p>
+      <w:pPr>
+        <w:rPr>
+          <w:rFonts w:cs="Calibri"/>
+        </w:rPr>
+      </w:pPr>
+      <w:r>
+        <w:rPr>
+          <w:rFonts w:cs="Calibri"/>
+        </w:rPr>
+        <w:t>CREATE NONCLUSTERED INDEX [</w:t>
+      </w:r>
+      <w:proofErr w:type="spellStart"/>
+      <w:r>
+        <w:rPr>
+          <w:rFonts w:cs="Calibri"/>
+        </w:rPr>
+        <w:t>IX_Bookings_VenueId_BookingDate</w:t>
+      </w:r>
+      <w:proofErr w:type="spellEnd"/>
+      <w:r>
+        <w:rPr>
+          <w:rFonts w:cs="Calibri"/>
+        </w:rPr>
+        <w:t>]</w:t>
+      </w:r>
+    </w:p>
+    <w:p>
+      <w:pPr>
+        <w:rPr>
+          <w:rFonts w:cs="Calibri"/>
+        </w:rPr>
+      </w:pPr>
+      <w:r>
+        <w:rPr>
+          <w:rFonts w:cs="Calibri"/>
+        </w:rPr>
+        <w:t xml:space="preserve">    ON [</w:t>
+      </w:r>
+      <w:proofErr w:type="spellStart"/>
+      <w:r>
+        <w:rPr>
+          <w:rFonts w:cs="Calibri"/>
+        </w:rPr>
+        <w:t>dbo</w:t>
+      </w:r>
+      <w:proofErr w:type="spellEnd"/>
+      <w:proofErr w:type="gramStart"/>
+      <w:r>
+        <w:rPr>
+          <w:rFonts w:cs="Calibri"/>
+        </w:rPr>
+        <w:t>].[</w:t>
+      </w:r>
+      <w:proofErr w:type="gramEnd"/>
+      <w:r>
+        <w:rPr>
+          <w:rFonts w:cs="Calibri"/>
+        </w:rPr>
+        <w:t>Bookings]([</w:t>
+      </w:r>
+      <w:proofErr w:type="spellStart"/>
+      <w:r>
+        <w:rPr>
+          <w:rFonts w:cs="Calibri"/>
+        </w:rPr>
+        <w:t>VenueId</w:t>
+      </w:r>
+      <w:proofErr w:type="spellEnd"/>
+      <w:r>
+        <w:rPr>
+          <w:rFonts w:cs="Calibri"/>
+        </w:rPr>
+        <w:t>] ASC, [</w:t>
+      </w:r>
+      <w:proofErr w:type="spellStart"/>
+      <w:r>
+        <w:rPr>
+          <w:rFonts w:cs="Calibri"/>
+        </w:rPr>
+        <w:t>BookingDate</w:t>
+      </w:r>
+      <w:proofErr w:type="spellEnd"/>
+      <w:r>
+        <w:rPr>
+          <w:rFonts w:cs="Calibri"/>
+        </w:rPr>
+        <w:t>] ASC</w:t>
+      </w:r>
+      <w:proofErr w:type="gramStart"/>
+      <w:r>
+        <w:rPr>
+          <w:rFonts w:cs="Calibri"/>
+        </w:rPr>
+        <w:t>);</w:t>
+      </w:r>
+      <w:proofErr w:type="gramEnd"/>
+    </w:p>
+    <w:p>
+      <w:pPr>
+        <w:rPr>
+          <w:rFonts w:cs="Calibri"/>
+        </w:rPr>
+      </w:pPr>
+    </w:p>
+    <w:p>
+      <w:pPr>
+        <w:pStyle w:val="Heading3"/>
+      </w:pPr>
+      <w:bookmarkStart w:id="5" w:name="_Toc227094737"/>
+      <w:r>
+        <w:t>Events Table</w:t>
+      </w:r>
+      <w:r>
+        <w:t>:</w:t>
+      </w:r>
+      <w:bookmarkEnd w:id="5"/>
+    </w:p>
+    <w:p>
+      <w:pPr>
+        <w:rPr>
+          <w:rFonts w:cs="Calibri"/>
+        </w:rPr>
+      </w:pPr>
+      <w:r>
+        <w:rPr>
+          <w:rFonts w:cs="Calibri"/>
+        </w:rPr>
+        <w:t>CREATE TABLE [</w:t>
+      </w:r>
+      <w:proofErr w:type="spellStart"/>
+      <w:r>
+        <w:rPr>
+          <w:rFonts w:cs="Calibri"/>
+        </w:rPr>
+        <w:t>dbo</w:t>
+      </w:r>
+      <w:proofErr w:type="spellEnd"/>
+      <w:proofErr w:type="gramStart"/>
+      <w:r>
+        <w:rPr>
+          <w:rFonts w:cs="Calibri"/>
+        </w:rPr>
+        <w:t>].[</w:t>
+      </w:r>
+      <w:proofErr w:type="gramEnd"/>
+      <w:r>
+        <w:rPr>
+          <w:rFonts w:cs="Calibri"/>
+        </w:rPr>
+        <w:t>Events] (</w:t>
+      </w:r>
+    </w:p>
+    <w:p>
+      <w:pPr>
+        <w:rPr>
+          <w:rFonts w:cs="Calibri"/>
+        </w:rPr>
+      </w:pPr>
+      <w:r>
+        <w:rPr>
+          <w:rFonts w:cs="Calibri"/>
+        </w:rPr>
+        <w:t xml:space="preserve">    [</w:t>
+      </w:r>
+      <w:proofErr w:type="spellStart"/>
+      <w:proofErr w:type="gramStart"/>
+      <w:r>
+        <w:rPr>
+          <w:rFonts w:cs="Calibri"/>
+        </w:rPr>
+        <w:t>EventId</w:t>
+      </w:r>
+      <w:proofErr w:type="spellEnd"/>
+      <w:r>
+        <w:rPr>
+          <w:rFonts w:cs="Calibri"/>
+        </w:rPr>
+        <w:t xml:space="preserve">]   </w:t>
+      </w:r>
+      <w:proofErr w:type="gramEnd"/>
+      <w:r>
+        <w:rPr>
+          <w:rFonts w:cs="Calibri"/>
+        </w:rPr>
+        <w:t xml:space="preserve">  INT            IDENTITY (1, 1) NOT NULL,</w:t>
+      </w:r>
+    </w:p>
+    <w:p>
+      <w:pPr>
+        <w:rPr>
+          <w:rFonts w:cs="Calibri"/>
+        </w:rPr>
+      </w:pPr>
+      <w:r>
+        <w:rPr>
+          <w:rFonts w:cs="Calibri"/>
+        </w:rPr>
+        <w:t xml:space="preserve">    [</w:t>
+      </w:r>
+      <w:proofErr w:type="spellStart"/>
+      <w:proofErr w:type="gramStart"/>
+      <w:r>
+        <w:rPr>
+          <w:rFonts w:cs="Calibri"/>
+        </w:rPr>
+        <w:t>EventName</w:t>
+      </w:r>
+      <w:proofErr w:type="spellEnd"/>
+      <w:r>
+        <w:rPr>
+          <w:rFonts w:cs="Calibri"/>
+        </w:rPr>
+        <w:t xml:space="preserve">]   </w:t>
+      </w:r>
+      <w:proofErr w:type="gramEnd"/>
+      <w:r>
+        <w:rPr>
+          <w:rFonts w:cs="Calibri"/>
+        </w:rPr>
+        <w:t>NVARCHAR (100) NOT NULL,</w:t>
+      </w:r>
+    </w:p>
+    <w:p>
+      <w:pPr>
+        <w:rPr>
+          <w:rFonts w:cs="Calibri"/>
+        </w:rPr>
+      </w:pPr>
+      <w:r>
+        <w:rPr>
+          <w:rFonts w:cs="Calibri"/>
+        </w:rPr>
+        <w:t xml:space="preserve">    [Description] NVARCHAR (500) NOT NULL,</w:t>
+      </w:r>
+    </w:p>
+    <w:p>
+      <w:pPr>
+        <w:rPr>
+          <w:rFonts w:cs="Calibri"/>
+        </w:rPr>
+      </w:pPr>
+      <w:r>
+        <w:rPr>
+          <w:rFonts w:cs="Calibri"/>
+        </w:rPr>
+        <w:t xml:space="preserve">    [</w:t>
+      </w:r>
+      <w:proofErr w:type="gramStart"/>
+      <w:r>
+        <w:rPr>
+          <w:rFonts w:cs="Calibri"/>
+        </w:rPr>
+        <w:t xml:space="preserve">StartDate]   </w:t>
+      </w:r>
+      <w:proofErr w:type="gramEnd"/>
+      <w:r>
+        <w:rPr>
+          <w:rFonts w:cs="Calibri"/>
+        </w:rPr>
+        <w:t>DATETIME2 (7</w:t>
+      </w:r>
+      <w:proofErr w:type="gramStart"/>
+      <w:r>
+        <w:rPr>
+          <w:rFonts w:cs="Calibri"/>
+        </w:rPr>
+        <w:t>)  NOT</w:t>
+      </w:r>
+      <w:proofErr w:type="gramEnd"/>
+      <w:r>
+        <w:rPr>
+          <w:rFonts w:cs="Calibri"/>
+        </w:rPr>
+        <w:t xml:space="preserve"> NULL,</w:t>
+      </w:r>
+    </w:p>
+    <w:p>
+      <w:pPr>
+        <w:rPr>
+          <w:rFonts w:cs="Calibri"/>
+        </w:rPr>
+      </w:pPr>
+      <w:r>
+        <w:rPr>
+          <w:rFonts w:cs="Calibri"/>
+        </w:rPr>
+        <w:t xml:space="preserve">    [</w:t>
+      </w:r>
+      <w:proofErr w:type="spellStart"/>
+      <w:proofErr w:type="gramStart"/>
+      <w:r>
+        <w:rPr>
+          <w:rFonts w:cs="Calibri"/>
+        </w:rPr>
+        <w:t>EndDate</w:t>
+      </w:r>
+      <w:proofErr w:type="spellEnd"/>
+      <w:r>
+        <w:rPr>
+          <w:rFonts w:cs="Calibri"/>
+        </w:rPr>
+        <w:t xml:space="preserve">]   </w:t>
+      </w:r>
+      <w:proofErr w:type="gramEnd"/>
+      <w:r>
+        <w:rPr>
+          <w:rFonts w:cs="Calibri"/>
+        </w:rPr>
+        <w:t xml:space="preserve">  DATETIME2 (7</w:t>
+      </w:r>
+      <w:proofErr w:type="gramStart"/>
+      <w:r>
+        <w:rPr>
+          <w:rFonts w:cs="Calibri"/>
+        </w:rPr>
+        <w:t>)  NOT</w:t>
+      </w:r>
+      <w:proofErr w:type="gramEnd"/>
+      <w:r>
+        <w:rPr>
+          <w:rFonts w:cs="Calibri"/>
+        </w:rPr>
+        <w:t xml:space="preserve"> NULL,</w:t>
+      </w:r>
+    </w:p>
+    <w:p>
+      <w:pPr>
+        <w:rPr>
+          <w:rFonts w:cs="Calibri"/>
+        </w:rPr>
+      </w:pPr>
+      <w:r>
+        <w:rPr>
+          <w:rFonts w:cs="Calibri"/>
+        </w:rPr>
+        <w:t xml:space="preserve">    [</w:t>
+      </w:r>
+      <w:proofErr w:type="spellStart"/>
+      <w:proofErr w:type="gramStart"/>
+      <w:r>
+        <w:rPr>
+          <w:rFonts w:cs="Calibri"/>
+        </w:rPr>
+        <w:t>ImageUrl</w:t>
+      </w:r>
+      <w:proofErr w:type="spellEnd"/>
+      <w:r>
+        <w:rPr>
+          <w:rFonts w:cs="Calibri"/>
+        </w:rPr>
+        <w:t xml:space="preserve">]   </w:t>
+      </w:r>
+      <w:proofErr w:type="gramEnd"/>
+      <w:r>
+        <w:rPr>
+          <w:rFonts w:cs="Calibri"/>
+        </w:rPr>
+        <w:t xml:space="preserve"> NVARCHAR (MAX) NOT NULL,</w:t>
+      </w:r>
+    </w:p>
+    <w:p>
+      <w:pPr>
+        <w:rPr>
+          <w:rFonts w:cs="Calibri"/>
+        </w:rPr>
+      </w:pPr>
+      <w:r>
+        <w:rPr>
+          <w:rFonts w:cs="Calibri"/>
+        </w:rPr>
+        <w:t xml:space="preserve">    CONSTRAINT [</w:t>
+      </w:r>
+      <w:proofErr w:type="spellStart"/>
+      <w:r>
+        <w:rPr>
+          <w:rFonts w:cs="Calibri"/>
+        </w:rPr>
+        <w:t>PK_Events</w:t>
+      </w:r>
+      <w:proofErr w:type="spellEnd"/>
+      <w:r>
+        <w:rPr>
+          <w:rFonts w:cs="Calibri"/>
+        </w:rPr>
+        <w:t>] PRIMARY KEY CLUSTERED ([</w:t>
+      </w:r>
+      <w:proofErr w:type="spellStart"/>
+      <w:r>
+        <w:rPr>
+          <w:rFonts w:cs="Calibri"/>
+        </w:rPr>
+        <w:t>EventId</w:t>
+      </w:r>
+      <w:proofErr w:type="spellEnd"/>
+      <w:r>
+        <w:rPr>
+          <w:rFonts w:cs="Calibri"/>
+        </w:rPr>
+        <w:t>] ASC)</w:t>
+      </w:r>
+    </w:p>
+    <w:p>
+      <w:pPr>
+        <w:rPr>
+          <w:rFonts w:cs="Calibri"/>
+        </w:rPr>
+      </w:pPr>
+      <w:proofErr w:type="gramStart"/>
+      <w:r>
+        <w:rPr>
+          <w:rFonts w:cs="Calibri"/>
+        </w:rPr>
+        <w:t>);</w:t>
+      </w:r>
+      <w:proofErr w:type="gramEnd"/>
+    </w:p>
+    <w:p>
+      <w:pPr>
+        <w:rPr>
+          <w:rFonts w:cs="Calibri"/>
+        </w:rPr>
+      </w:pPr>
+    </w:p>
+    <w:p>
+      <w:pPr>
+        <w:pStyle w:val="Heading3"/>
+      </w:pPr>
+      <w:bookmarkStart w:id="6" w:name="_Toc227094738"/>
+      <w:r>
+        <w:t>Venues</w:t>
+      </w:r>
+      <w:r>
+        <w:t xml:space="preserve"> Table</w:t>
+      </w:r>
+      <w:r>
+        <w:t>:</w:t>
+      </w:r>
+      <w:bookmarkEnd w:id="6"/>
+    </w:p>
+    <w:p>
+      <w:pPr>
+        <w:rPr>
+          <w:rFonts w:cs="Calibri"/>
+        </w:rPr>
+      </w:pPr>
+      <w:r>
+        <w:rPr>
+          <w:rFonts w:cs="Calibri"/>
+        </w:rPr>
+        <w:t>CREATE TABLE [</w:t>
+      </w:r>
+      <w:proofErr w:type="spellStart"/>
+      <w:r>
+        <w:rPr>
+          <w:rFonts w:cs="Calibri"/>
+        </w:rPr>
+        <w:t>dbo</w:t>
+      </w:r>
+      <w:proofErr w:type="spellEnd"/>
+      <w:proofErr w:type="gramStart"/>
+      <w:r>
+        <w:rPr>
+          <w:rFonts w:cs="Calibri"/>
+        </w:rPr>
+        <w:t>].[</w:t>
+      </w:r>
+      <w:proofErr w:type="gramEnd"/>
+      <w:r>
+        <w:rPr>
+          <w:rFonts w:cs="Calibri"/>
+        </w:rPr>
+        <w:t>Venues] (</w:t>
+      </w:r>
+    </w:p>
+    <w:p>
+      <w:pPr>
+        <w:rPr>
+          <w:rFonts w:cs="Calibri"/>
+        </w:rPr>
+      </w:pPr>
+      <w:r>
+        <w:rPr>
+          <w:rFonts w:cs="Calibri"/>
+        </w:rPr>
+        <w:t xml:space="preserve">    [</w:t>
+      </w:r>
+      <w:proofErr w:type="spellStart"/>
+      <w:proofErr w:type="gramStart"/>
+      <w:r>
+        <w:rPr>
+          <w:rFonts w:cs="Calibri"/>
+        </w:rPr>
+        <w:t>VenueId</w:t>
+      </w:r>
+      <w:proofErr w:type="spellEnd"/>
+      <w:r>
+        <w:rPr>
+          <w:rFonts w:cs="Calibri"/>
+        </w:rPr>
+        <w:t xml:space="preserve">]   </w:t>
+      </w:r>
+      <w:proofErr w:type="gramEnd"/>
+      <w:r>
+        <w:rPr>
+          <w:rFonts w:cs="Calibri"/>
+        </w:rPr>
+        <w:t>INT            IDENTITY (1, 1) NOT NULL,</w:t>
+      </w:r>
+    </w:p>
+    <w:p>
+      <w:pPr>
+        <w:rPr>
+          <w:rFonts w:cs="Calibri"/>
+        </w:rPr>
+      </w:pPr>
+      <w:r>
+        <w:rPr>
+          <w:rFonts w:cs="Calibri"/>
+        </w:rPr>
+        <w:t xml:space="preserve">    [</w:t>
+      </w:r>
+      <w:proofErr w:type="spellStart"/>
+      <w:r>
+        <w:rPr>
+          <w:rFonts w:cs="Calibri"/>
+        </w:rPr>
+        <w:t>VenueName</w:t>
+      </w:r>
+      <w:proofErr w:type="spellEnd"/>
+      <w:r>
+        <w:rPr>
+          <w:rFonts w:cs="Calibri"/>
+        </w:rPr>
+        <w:t>] NVARCHAR (100) NOT NULL,</w:t>
+      </w:r>
+    </w:p>
+    <w:p>
+      <w:pPr>
+        <w:rPr>
+          <w:rFonts w:cs="Calibri"/>
+        </w:rPr>
+      </w:pPr>
+      <w:r>
+        <w:rPr>
+          <w:rFonts w:cs="Calibri"/>
+        </w:rPr>
+        <w:lastRenderedPageBreak/>
+        <w:t xml:space="preserve">    [</w:t>
+      </w:r>
+      <w:proofErr w:type="gramStart"/>
+      <w:r>
+        <w:rPr>
+          <w:rFonts w:cs="Calibri"/>
+        </w:rPr>
+        <w:t>Location]  NVARCHAR</w:t>
+      </w:r>
+      <w:proofErr w:type="gramEnd"/>
+      <w:r>
+        <w:rPr>
+          <w:rFonts w:cs="Calibri"/>
+        </w:rPr>
+        <w:t xml:space="preserve"> (200) NOT NULL,</w:t>
+      </w:r>
+    </w:p>
+    <w:p>
+      <w:pPr>
+        <w:rPr>
+          <w:rFonts w:cs="Calibri"/>
+        </w:rPr>
+      </w:pPr>
+      <w:r>
+        <w:rPr>
+          <w:rFonts w:cs="Calibri"/>
+        </w:rPr>
+        <w:t xml:space="preserve">    [</w:t>
+      </w:r>
+      <w:proofErr w:type="gramStart"/>
+      <w:r>
+        <w:rPr>
+          <w:rFonts w:cs="Calibri"/>
+        </w:rPr>
+        <w:t>Capacity]  INT</w:t>
+      </w:r>
+      <w:proofErr w:type="gramEnd"/>
+      <w:r>
+        <w:rPr>
+          <w:rFonts w:cs="Calibri"/>
+        </w:rPr>
+        <w:t xml:space="preserve">            NOT NULL,</w:t>
+      </w:r>
+    </w:p>
+    <w:p>
+      <w:pPr>
+        <w:rPr>
+          <w:rFonts w:cs="Calibri"/>
+        </w:rPr>
+      </w:pPr>
+      <w:r>
+        <w:rPr>
+          <w:rFonts w:cs="Calibri"/>
+        </w:rPr>
+        <w:t xml:space="preserve">    [</w:t>
+      </w:r>
+      <w:proofErr w:type="spellStart"/>
+      <w:proofErr w:type="gramStart"/>
+      <w:r>
+        <w:rPr>
+          <w:rFonts w:cs="Calibri"/>
+        </w:rPr>
+        <w:t>ImageUrl</w:t>
+      </w:r>
+      <w:proofErr w:type="spellEnd"/>
+      <w:r>
+        <w:rPr>
+          <w:rFonts w:cs="Calibri"/>
+        </w:rPr>
+        <w:t>]  NVARCHAR</w:t>
+      </w:r>
+      <w:proofErr w:type="gramEnd"/>
+      <w:r>
+        <w:rPr>
+          <w:rFonts w:cs="Calibri"/>
+        </w:rPr>
+        <w:t xml:space="preserve"> (MAX) NOT NULL,</w:t>
+      </w:r>
+    </w:p>
+    <w:p>
+      <w:pPr>
+        <w:rPr>
+          <w:rFonts w:cs="Calibri"/>
+        </w:rPr>
+      </w:pPr>
+      <w:r>
+        <w:rPr>
+          <w:rFonts w:cs="Calibri"/>
+        </w:rPr>
+        <w:t xml:space="preserve">    CONSTRAINT [</w:t>
+      </w:r>
+      <w:proofErr w:type="spellStart"/>
+      <w:r>
+        <w:rPr>
+          <w:rFonts w:cs="Calibri"/>
+        </w:rPr>
+        <w:t>PK_Venues</w:t>
+      </w:r>
+      <w:proofErr w:type="spellEnd"/>
+      <w:r>
+        <w:rPr>
+          <w:rFonts w:cs="Calibri"/>
+        </w:rPr>
+        <w:t>] PRIMARY KEY CLUSTERED ([</w:t>
+      </w:r>
+      <w:proofErr w:type="spellStart"/>
+      <w:r>
+        <w:rPr>
+          <w:rFonts w:cs="Calibri"/>
+        </w:rPr>
+        <w:t>VenueId</w:t>
+      </w:r>
+      <w:proofErr w:type="spellEnd"/>
+      <w:r>
+        <w:rPr>
+          <w:rFonts w:cs="Calibri"/>
+        </w:rPr>
+        <w:t>] ASC)</w:t>
+      </w:r>
+    </w:p>
+    <w:p>
+      <w:pPr>
+        <w:rPr>
+          <w:rFonts w:cs="Calibri"/>
+        </w:rPr>
+      </w:pPr>
+      <w:proofErr w:type="gramStart"/>
+      <w:r>
+        <w:rPr>
+          <w:rFonts w:cs="Calibri"/>
+        </w:rPr>
+        <w:t>);</w:t>
+      </w:r>
+      <w:proofErr w:type="gramEnd"/>
+    </w:p>
+    <w:p>
+      <w:pPr>
+        <w:rPr>
+          <w:rFonts w:cs="Calibri"/>
+        </w:rPr>
+      </w:pPr>
+    </w:p>
+    <w:p>
+      <w:pPr>
+        <w:rPr>
+          <w:rFonts w:cs="Calibri"/>
+        </w:rPr>
+      </w:pPr>
     </w:p>
     <w:p>
       <w:pPr>
@@ -4726,7 +7213,7 @@
           <w:rFonts w:ascii="Calibri" w:hAnsi="Calibri" w:cs="Calibri"/>
         </w:rPr>
       </w:pPr>
-      <w:bookmarkStart w:id="2" w:name="_Toc224073172"/>
+      <w:bookmarkStart w:id="7" w:name="_Toc227094739"/>
       <w:r>
         <w:rPr>
           <w:rFonts w:ascii="Calibri" w:hAnsi="Calibri" w:cs="Calibri"/>
@@ -4746,7 +7233,759 @@
         </w:rPr>
         <w:t>Web Application</w:t>
       </w:r>
-      <w:bookmarkEnd w:id="2"/>
+      <w:bookmarkEnd w:id="7"/>
+    </w:p>
+    <w:p>
+      <w:pPr>
+        <w:pStyle w:val="Heading2"/>
+      </w:pPr>
+      <w:bookmarkStart w:id="8" w:name="_Toc227094740"/>
+      <w:r>
+        <w:t>Screenshots</w:t>
+      </w:r>
+      <w:bookmarkEnd w:id="8"/>
+    </w:p>
+    <w:p>
+      <w:pPr>
+        <w:pStyle w:val="Heading3"/>
+      </w:pPr>
+      <w:bookmarkStart w:id="9" w:name="_Toc227094741"/>
+      <w:r>
+        <w:t>Solution Explorer</w:t>
+      </w:r>
+      <w:bookmarkEnd w:id="9"/>
+    </w:p>
+    <w:p>
+      <w:r>
+        <w:drawing>
+          <wp:inline distT="0" distB="0" distL="0" distR="0" wp14:anchorId="606E154A" wp14:editId="3BBB9110">
+            <wp:extent cx="3267075" cy="7515225"/>
+            <wp:effectExtent l="0" t="0" r="9525" b="9525"/>
+            <wp:docPr id="600846819" name="Picture 31"/>
+            <wp:cNvGraphicFramePr>
+              <a:graphicFrameLocks xmlns:a="http://schemas.openxmlformats.org/drawingml/2006/main" noChangeAspect="1"/>
+            </wp:cNvGraphicFramePr>
+            <a:graphic xmlns:a="http://schemas.openxmlformats.org/drawingml/2006/main">
+              <a:graphicData uri="http://schemas.openxmlformats.org/drawingml/2006/picture">
+                <pic:pic xmlns:pic="http://schemas.openxmlformats.org/drawingml/2006/picture">
+                  <pic:nvPicPr>
+                    <pic:cNvPr id="600846819" name="Picture 31"/>
+                    <pic:cNvPicPr/>
+                  </pic:nvPicPr>
+                  <pic:blipFill>
+                    <a:blip r:embed="rId10">
+                      <a:extLst>
+                        <a:ext uri="{28A0092B-C50C-407E-A947-70E740481C1C}">
+                          <a14:useLocalDpi xmlns:a14="http://schemas.microsoft.com/office/drawing/2010/main" val="0"/>
+                        </a:ext>
+                      </a:extLst>
+                    </a:blip>
+                    <a:stretch>
+                      <a:fillRect/>
+                    </a:stretch>
+                  </pic:blipFill>
+                  <pic:spPr>
+                    <a:xfrm>
+                      <a:off x="0" y="0"/>
+                      <a:ext cx="3267075" cy="7515225"/>
+                    </a:xfrm>
+                    <a:prstGeom prst="rect">
+                      <a:avLst/>
+                    </a:prstGeom>
+                  </pic:spPr>
+                </pic:pic>
+              </a:graphicData>
+            </a:graphic>
+          </wp:inline>
+        </w:drawing>
+      </w:r>
+    </w:p>
+    <w:p>
+      <w:pPr>
+        <w:pStyle w:val="Heading3"/>
+      </w:pPr>
+      <w:bookmarkStart w:id="10" w:name="_Toc227094742"/>
+      <w:r>
+        <w:lastRenderedPageBreak/>
+        <w:t>SQL Server Object Explorer</w:t>
+      </w:r>
+      <w:bookmarkEnd w:id="10"/>
+    </w:p>
+    <w:p>
+      <w:r>
+        <w:drawing>
+          <wp:inline distT="0" distB="0" distL="0" distR="0" wp14:anchorId="68398C90" wp14:editId="693F0279">
+            <wp:extent cx="4476750" cy="3895725"/>
+            <wp:effectExtent l="0" t="0" r="0" b="9525"/>
+            <wp:docPr id="952229077" name="Picture 40"/>
+            <wp:cNvGraphicFramePr>
+              <a:graphicFrameLocks xmlns:a="http://schemas.openxmlformats.org/drawingml/2006/main" noChangeAspect="1"/>
+            </wp:cNvGraphicFramePr>
+            <a:graphic xmlns:a="http://schemas.openxmlformats.org/drawingml/2006/main">
+              <a:graphicData uri="http://schemas.openxmlformats.org/drawingml/2006/picture">
+                <pic:pic xmlns:pic="http://schemas.openxmlformats.org/drawingml/2006/picture">
+                  <pic:nvPicPr>
+                    <pic:cNvPr id="952229077" name="Picture 952229077"/>
+                    <pic:cNvPicPr/>
+                  </pic:nvPicPr>
+                  <pic:blipFill>
+                    <a:blip r:embed="rId11">
+                      <a:extLst>
+                        <a:ext uri="{28A0092B-C50C-407E-A947-70E740481C1C}">
+                          <a14:useLocalDpi xmlns:a14="http://schemas.microsoft.com/office/drawing/2010/main" val="0"/>
+                        </a:ext>
+                      </a:extLst>
+                    </a:blip>
+                    <a:stretch>
+                      <a:fillRect/>
+                    </a:stretch>
+                  </pic:blipFill>
+                  <pic:spPr>
+                    <a:xfrm>
+                      <a:off x="0" y="0"/>
+                      <a:ext cx="4476750" cy="3895725"/>
+                    </a:xfrm>
+                    <a:prstGeom prst="rect">
+                      <a:avLst/>
+                    </a:prstGeom>
+                  </pic:spPr>
+                </pic:pic>
+              </a:graphicData>
+            </a:graphic>
+          </wp:inline>
+        </w:drawing>
+      </w:r>
+    </w:p>
+    <w:p>
+      <w:pPr>
+        <w:pStyle w:val="Heading3"/>
+      </w:pPr>
+      <w:bookmarkStart w:id="11" w:name="_Toc227094743"/>
+      <w:r>
+        <w:t>Packages</w:t>
+      </w:r>
+      <w:bookmarkEnd w:id="11"/>
+    </w:p>
+    <w:p>
+      <w:r>
+        <w:rPr>
+          <w:noProof/>
+        </w:rPr>
+        <w:drawing>
+          <wp:inline distT="0" distB="0" distL="0" distR="0" wp14:anchorId="340E07C4" wp14:editId="45843A46">
+            <wp:extent cx="4029075" cy="1828800"/>
+            <wp:effectExtent l="0" t="0" r="9525" b="0"/>
+            <wp:docPr id="129178741" name="Picture 41"/>
+            <wp:cNvGraphicFramePr>
+              <a:graphicFrameLocks xmlns:a="http://schemas.openxmlformats.org/drawingml/2006/main" noChangeAspect="1"/>
+            </wp:cNvGraphicFramePr>
+            <a:graphic xmlns:a="http://schemas.openxmlformats.org/drawingml/2006/main">
+              <a:graphicData uri="http://schemas.openxmlformats.org/drawingml/2006/picture">
+                <pic:pic xmlns:pic="http://schemas.openxmlformats.org/drawingml/2006/picture">
+                  <pic:nvPicPr>
+                    <pic:cNvPr id="129178741" name="Picture 129178741"/>
+                    <pic:cNvPicPr/>
+                  </pic:nvPicPr>
+                  <pic:blipFill>
+                    <a:blip r:embed="rId12">
+                      <a:extLst>
+                        <a:ext uri="{28A0092B-C50C-407E-A947-70E740481C1C}">
+                          <a14:useLocalDpi xmlns:a14="http://schemas.microsoft.com/office/drawing/2010/main" val="0"/>
+                        </a:ext>
+                      </a:extLst>
+                    </a:blip>
+                    <a:stretch>
+                      <a:fillRect/>
+                    </a:stretch>
+                  </pic:blipFill>
+                  <pic:spPr>
+                    <a:xfrm>
+                      <a:off x="0" y="0"/>
+                      <a:ext cx="4029075" cy="1828800"/>
+                    </a:xfrm>
+                    <a:prstGeom prst="rect">
+                      <a:avLst/>
+                    </a:prstGeom>
+                  </pic:spPr>
+                </pic:pic>
+              </a:graphicData>
+            </a:graphic>
+          </wp:inline>
+        </w:drawing>
+      </w:r>
+    </w:p>
+    <w:p>
+      <w:pPr>
+        <w:pStyle w:val="Heading3"/>
+      </w:pPr>
+      <w:bookmarkStart w:id="12" w:name="_Toc227094744"/>
+      <w:r>
+        <w:lastRenderedPageBreak/>
+        <w:t>Models</w:t>
+      </w:r>
+      <w:bookmarkEnd w:id="12"/>
+    </w:p>
+    <w:p>
+      <w:r>
+        <w:rPr>
+          <w:noProof/>
+        </w:rPr>
+        <w:drawing>
+          <wp:inline distT="0" distB="0" distL="0" distR="0" wp14:anchorId="10DE0ACE" wp14:editId="13C8E3FC">
+            <wp:extent cx="3559741" cy="2076450"/>
+            <wp:effectExtent l="0" t="0" r="3175" b="0"/>
+            <wp:docPr id="1526436847" name="Picture 32"/>
+            <wp:cNvGraphicFramePr>
+              <a:graphicFrameLocks xmlns:a="http://schemas.openxmlformats.org/drawingml/2006/main" noChangeAspect="1"/>
+            </wp:cNvGraphicFramePr>
+            <a:graphic xmlns:a="http://schemas.openxmlformats.org/drawingml/2006/main">
+              <a:graphicData uri="http://schemas.openxmlformats.org/drawingml/2006/picture">
+                <pic:pic xmlns:pic="http://schemas.openxmlformats.org/drawingml/2006/picture">
+                  <pic:nvPicPr>
+                    <pic:cNvPr id="1526436847" name="Picture 1526436847"/>
+                    <pic:cNvPicPr/>
+                  </pic:nvPicPr>
+                  <pic:blipFill>
+                    <a:blip r:embed="rId13" cstate="print">
+                      <a:extLst>
+                        <a:ext uri="{28A0092B-C50C-407E-A947-70E740481C1C}">
+                          <a14:useLocalDpi xmlns:a14="http://schemas.microsoft.com/office/drawing/2010/main" val="0"/>
+                        </a:ext>
+                      </a:extLst>
+                    </a:blip>
+                    <a:stretch>
+                      <a:fillRect/>
+                    </a:stretch>
+                  </pic:blipFill>
+                  <pic:spPr>
+                    <a:xfrm>
+                      <a:off x="0" y="0"/>
+                      <a:ext cx="3559741" cy="2076450"/>
+                    </a:xfrm>
+                    <a:prstGeom prst="rect">
+                      <a:avLst/>
+                    </a:prstGeom>
+                  </pic:spPr>
+                </pic:pic>
+              </a:graphicData>
+            </a:graphic>
+          </wp:inline>
+        </w:drawing>
+      </w:r>
+      <w:r>
+        <w:rPr>
+          <w:noProof/>
+        </w:rPr>
+        <w:drawing>
+          <wp:inline distT="0" distB="0" distL="0" distR="0" wp14:anchorId="77FC1035" wp14:editId="5B98E653">
+            <wp:extent cx="3580831" cy="2085975"/>
+            <wp:effectExtent l="0" t="0" r="635" b="0"/>
+            <wp:docPr id="1330542234" name="Picture 33"/>
+            <wp:cNvGraphicFramePr>
+              <a:graphicFrameLocks xmlns:a="http://schemas.openxmlformats.org/drawingml/2006/main" noChangeAspect="1"/>
+            </wp:cNvGraphicFramePr>
+            <a:graphic xmlns:a="http://schemas.openxmlformats.org/drawingml/2006/main">
+              <a:graphicData uri="http://schemas.openxmlformats.org/drawingml/2006/picture">
+                <pic:pic xmlns:pic="http://schemas.openxmlformats.org/drawingml/2006/picture">
+                  <pic:nvPicPr>
+                    <pic:cNvPr id="1330542234" name="Picture 1330542234"/>
+                    <pic:cNvPicPr/>
+                  </pic:nvPicPr>
+                  <pic:blipFill>
+                    <a:blip r:embed="rId14" cstate="print">
+                      <a:extLst>
+                        <a:ext uri="{28A0092B-C50C-407E-A947-70E740481C1C}">
+                          <a14:useLocalDpi xmlns:a14="http://schemas.microsoft.com/office/drawing/2010/main" val="0"/>
+                        </a:ext>
+                      </a:extLst>
+                    </a:blip>
+                    <a:stretch>
+                      <a:fillRect/>
+                    </a:stretch>
+                  </pic:blipFill>
+                  <pic:spPr>
+                    <a:xfrm>
+                      <a:off x="0" y="0"/>
+                      <a:ext cx="3583226" cy="2087370"/>
+                    </a:xfrm>
+                    <a:prstGeom prst="rect">
+                      <a:avLst/>
+                    </a:prstGeom>
+                  </pic:spPr>
+                </pic:pic>
+              </a:graphicData>
+            </a:graphic>
+          </wp:inline>
+        </w:drawing>
+      </w:r>
+      <w:r>
+        <w:rPr>
+          <w:noProof/>
+        </w:rPr>
+        <w:drawing>
+          <wp:inline distT="0" distB="0" distL="0" distR="0" wp14:anchorId="6B69E823" wp14:editId="4CDD29C9">
+            <wp:extent cx="3589706" cy="2085975"/>
+            <wp:effectExtent l="0" t="0" r="0" b="0"/>
+            <wp:docPr id="867507326" name="Picture 34"/>
+            <wp:cNvGraphicFramePr>
+              <a:graphicFrameLocks xmlns:a="http://schemas.openxmlformats.org/drawingml/2006/main" noChangeAspect="1"/>
+            </wp:cNvGraphicFramePr>
+            <a:graphic xmlns:a="http://schemas.openxmlformats.org/drawingml/2006/main">
+              <a:graphicData uri="http://schemas.openxmlformats.org/drawingml/2006/picture">
+                <pic:pic xmlns:pic="http://schemas.openxmlformats.org/drawingml/2006/picture">
+                  <pic:nvPicPr>
+                    <pic:cNvPr id="867507326" name="Picture 867507326"/>
+                    <pic:cNvPicPr/>
+                  </pic:nvPicPr>
+                  <pic:blipFill>
+                    <a:blip r:embed="rId15" cstate="print">
+                      <a:extLst>
+                        <a:ext uri="{28A0092B-C50C-407E-A947-70E740481C1C}">
+                          <a14:useLocalDpi xmlns:a14="http://schemas.microsoft.com/office/drawing/2010/main" val="0"/>
+                        </a:ext>
+                      </a:extLst>
+                    </a:blip>
+                    <a:stretch>
+                      <a:fillRect/>
+                    </a:stretch>
+                  </pic:blipFill>
+                  <pic:spPr>
+                    <a:xfrm>
+                      <a:off x="0" y="0"/>
+                      <a:ext cx="3596505" cy="2089926"/>
+                    </a:xfrm>
+                    <a:prstGeom prst="rect">
+                      <a:avLst/>
+                    </a:prstGeom>
+                  </pic:spPr>
+                </pic:pic>
+              </a:graphicData>
+            </a:graphic>
+          </wp:inline>
+        </w:drawing>
+      </w:r>
+    </w:p>
+    <w:p>
+      <w:pPr>
+        <w:pStyle w:val="Heading3"/>
+      </w:pPr>
+      <w:bookmarkStart w:id="13" w:name="_Toc227094745"/>
+      <w:r>
+        <w:lastRenderedPageBreak/>
+        <w:t>Views</w:t>
+      </w:r>
+      <w:bookmarkEnd w:id="13"/>
+    </w:p>
+    <w:p>
+      <w:r>
+        <w:rPr>
+          <w:noProof/>
+        </w:rPr>
+        <w:drawing>
+          <wp:inline distT="0" distB="0" distL="0" distR="0" wp14:anchorId="148598C2" wp14:editId="517659CC">
+            <wp:extent cx="3009900" cy="4171950"/>
+            <wp:effectExtent l="0" t="0" r="0" b="0"/>
+            <wp:docPr id="1313403854" name="Picture 35"/>
+            <wp:cNvGraphicFramePr>
+              <a:graphicFrameLocks xmlns:a="http://schemas.openxmlformats.org/drawingml/2006/main" noChangeAspect="1"/>
+            </wp:cNvGraphicFramePr>
+            <a:graphic xmlns:a="http://schemas.openxmlformats.org/drawingml/2006/main">
+              <a:graphicData uri="http://schemas.openxmlformats.org/drawingml/2006/picture">
+                <pic:pic xmlns:pic="http://schemas.openxmlformats.org/drawingml/2006/picture">
+                  <pic:nvPicPr>
+                    <pic:cNvPr id="1313403854" name="Picture 1313403854"/>
+                    <pic:cNvPicPr/>
+                  </pic:nvPicPr>
+                  <pic:blipFill>
+                    <a:blip r:embed="rId16">
+                      <a:extLst>
+                        <a:ext uri="{28A0092B-C50C-407E-A947-70E740481C1C}">
+                          <a14:useLocalDpi xmlns:a14="http://schemas.microsoft.com/office/drawing/2010/main" val="0"/>
+                        </a:ext>
+                      </a:extLst>
+                    </a:blip>
+                    <a:stretch>
+                      <a:fillRect/>
+                    </a:stretch>
+                  </pic:blipFill>
+                  <pic:spPr>
+                    <a:xfrm>
+                      <a:off x="0" y="0"/>
+                      <a:ext cx="3009900" cy="4171950"/>
+                    </a:xfrm>
+                    <a:prstGeom prst="rect">
+                      <a:avLst/>
+                    </a:prstGeom>
+                  </pic:spPr>
+                </pic:pic>
+              </a:graphicData>
+            </a:graphic>
+          </wp:inline>
+        </w:drawing>
+      </w:r>
+    </w:p>
+    <w:p>
+      <w:pPr>
+        <w:pStyle w:val="Heading3"/>
+      </w:pPr>
+      <w:bookmarkStart w:id="14" w:name="_Toc227094746"/>
+      <w:r>
+        <w:lastRenderedPageBreak/>
+        <w:t>Controllers</w:t>
+      </w:r>
+      <w:bookmarkEnd w:id="14"/>
+    </w:p>
+    <w:p>
+      <w:r>
+        <w:drawing>
+          <wp:inline distT="0" distB="0" distL="0" distR="0" wp14:anchorId="4A9B0DE8" wp14:editId="39715BD7">
+            <wp:extent cx="1943100" cy="895350"/>
+            <wp:effectExtent l="0" t="0" r="0" b="0"/>
+            <wp:docPr id="86304022" name="Picture 37"/>
+            <wp:cNvGraphicFramePr>
+              <a:graphicFrameLocks xmlns:a="http://schemas.openxmlformats.org/drawingml/2006/main" noChangeAspect="1"/>
+            </wp:cNvGraphicFramePr>
+            <a:graphic xmlns:a="http://schemas.openxmlformats.org/drawingml/2006/main">
+              <a:graphicData uri="http://schemas.openxmlformats.org/drawingml/2006/picture">
+                <pic:pic xmlns:pic="http://schemas.openxmlformats.org/drawingml/2006/picture">
+                  <pic:nvPicPr>
+                    <pic:cNvPr id="86304022" name="Picture 86304022"/>
+                    <pic:cNvPicPr/>
+                  </pic:nvPicPr>
+                  <pic:blipFill>
+                    <a:blip r:embed="rId17">
+                      <a:extLst>
+                        <a:ext uri="{28A0092B-C50C-407E-A947-70E740481C1C}">
+                          <a14:useLocalDpi xmlns:a14="http://schemas.microsoft.com/office/drawing/2010/main" val="0"/>
+                        </a:ext>
+                      </a:extLst>
+                    </a:blip>
+                    <a:stretch>
+                      <a:fillRect/>
+                    </a:stretch>
+                  </pic:blipFill>
+                  <pic:spPr>
+                    <a:xfrm>
+                      <a:off x="0" y="0"/>
+                      <a:ext cx="1943100" cy="895350"/>
+                    </a:xfrm>
+                    <a:prstGeom prst="rect">
+                      <a:avLst/>
+                    </a:prstGeom>
+                  </pic:spPr>
+                </pic:pic>
+              </a:graphicData>
+            </a:graphic>
+          </wp:inline>
+        </w:drawing>
+      </w:r>
+      <w:r>
+        <w:drawing>
+          <wp:inline distT="0" distB="0" distL="0" distR="0" wp14:anchorId="5572BF92" wp14:editId="3EE1172D">
+            <wp:extent cx="5731510" cy="3408680"/>
+            <wp:effectExtent l="0" t="0" r="2540" b="1270"/>
+            <wp:docPr id="1324475926" name="Picture 36"/>
+            <wp:cNvGraphicFramePr>
+              <a:graphicFrameLocks xmlns:a="http://schemas.openxmlformats.org/drawingml/2006/main" noChangeAspect="1"/>
+            </wp:cNvGraphicFramePr>
+            <a:graphic xmlns:a="http://schemas.openxmlformats.org/drawingml/2006/main">
+              <a:graphicData uri="http://schemas.openxmlformats.org/drawingml/2006/picture">
+                <pic:pic xmlns:pic="http://schemas.openxmlformats.org/drawingml/2006/picture">
+                  <pic:nvPicPr>
+                    <pic:cNvPr id="1324475926" name="Picture 1324475926"/>
+                    <pic:cNvPicPr/>
+                  </pic:nvPicPr>
+                  <pic:blipFill>
+                    <a:blip r:embed="rId18">
+                      <a:extLst>
+                        <a:ext uri="{28A0092B-C50C-407E-A947-70E740481C1C}">
+                          <a14:useLocalDpi xmlns:a14="http://schemas.microsoft.com/office/drawing/2010/main" val="0"/>
+                        </a:ext>
+                      </a:extLst>
+                    </a:blip>
+                    <a:stretch>
+                      <a:fillRect/>
+                    </a:stretch>
+                  </pic:blipFill>
+                  <pic:spPr>
+                    <a:xfrm>
+                      <a:off x="0" y="0"/>
+                      <a:ext cx="5731510" cy="3408680"/>
+                    </a:xfrm>
+                    <a:prstGeom prst="rect">
+                      <a:avLst/>
+                    </a:prstGeom>
+                  </pic:spPr>
+                </pic:pic>
+              </a:graphicData>
+            </a:graphic>
+          </wp:inline>
+        </w:drawing>
+      </w:r>
+      <w:r>
+        <w:lastRenderedPageBreak/>
+        <w:drawing>
+          <wp:inline distT="0" distB="0" distL="0" distR="0" wp14:anchorId="7789F882" wp14:editId="10CE5AB9">
+            <wp:extent cx="5731510" cy="3393440"/>
+            <wp:effectExtent l="0" t="0" r="2540" b="0"/>
+            <wp:docPr id="1126180636" name="Picture 38"/>
+            <wp:cNvGraphicFramePr>
+              <a:graphicFrameLocks xmlns:a="http://schemas.openxmlformats.org/drawingml/2006/main" noChangeAspect="1"/>
+            </wp:cNvGraphicFramePr>
+            <a:graphic xmlns:a="http://schemas.openxmlformats.org/drawingml/2006/main">
+              <a:graphicData uri="http://schemas.openxmlformats.org/drawingml/2006/picture">
+                <pic:pic xmlns:pic="http://schemas.openxmlformats.org/drawingml/2006/picture">
+                  <pic:nvPicPr>
+                    <pic:cNvPr id="1126180636" name="Picture 1126180636"/>
+                    <pic:cNvPicPr/>
+                  </pic:nvPicPr>
+                  <pic:blipFill>
+                    <a:blip r:embed="rId19">
+                      <a:extLst>
+                        <a:ext uri="{28A0092B-C50C-407E-A947-70E740481C1C}">
+                          <a14:useLocalDpi xmlns:a14="http://schemas.microsoft.com/office/drawing/2010/main" val="0"/>
+                        </a:ext>
+                      </a:extLst>
+                    </a:blip>
+                    <a:stretch>
+                      <a:fillRect/>
+                    </a:stretch>
+                  </pic:blipFill>
+                  <pic:spPr>
+                    <a:xfrm>
+                      <a:off x="0" y="0"/>
+                      <a:ext cx="5731510" cy="3393440"/>
+                    </a:xfrm>
+                    <a:prstGeom prst="rect">
+                      <a:avLst/>
+                    </a:prstGeom>
+                  </pic:spPr>
+                </pic:pic>
+              </a:graphicData>
+            </a:graphic>
+          </wp:inline>
+        </w:drawing>
+      </w:r>
+      <w:r>
+        <w:drawing>
+          <wp:inline distT="0" distB="0" distL="0" distR="0" wp14:anchorId="5226D232" wp14:editId="2A82C3AB">
+            <wp:extent cx="5731510" cy="3404870"/>
+            <wp:effectExtent l="0" t="0" r="2540" b="5080"/>
+            <wp:docPr id="616427849" name="Picture 39"/>
+            <wp:cNvGraphicFramePr>
+              <a:graphicFrameLocks xmlns:a="http://schemas.openxmlformats.org/drawingml/2006/main" noChangeAspect="1"/>
+            </wp:cNvGraphicFramePr>
+            <a:graphic xmlns:a="http://schemas.openxmlformats.org/drawingml/2006/main">
+              <a:graphicData uri="http://schemas.openxmlformats.org/drawingml/2006/picture">
+                <pic:pic xmlns:pic="http://schemas.openxmlformats.org/drawingml/2006/picture">
+                  <pic:nvPicPr>
+                    <pic:cNvPr id="616427849" name="Picture 616427849"/>
+                    <pic:cNvPicPr/>
+                  </pic:nvPicPr>
+                  <pic:blipFill>
+                    <a:blip r:embed="rId20">
+                      <a:extLst>
+                        <a:ext uri="{28A0092B-C50C-407E-A947-70E740481C1C}">
+                          <a14:useLocalDpi xmlns:a14="http://schemas.microsoft.com/office/drawing/2010/main" val="0"/>
+                        </a:ext>
+                      </a:extLst>
+                    </a:blip>
+                    <a:stretch>
+                      <a:fillRect/>
+                    </a:stretch>
+                  </pic:blipFill>
+                  <pic:spPr>
+                    <a:xfrm>
+                      <a:off x="0" y="0"/>
+                      <a:ext cx="5731510" cy="3404870"/>
+                    </a:xfrm>
+                    <a:prstGeom prst="rect">
+                      <a:avLst/>
+                    </a:prstGeom>
+                  </pic:spPr>
+                </pic:pic>
+              </a:graphicData>
+            </a:graphic>
+          </wp:inline>
+        </w:drawing>
+      </w:r>
+      <w:r>
+        <w:br w:type="page"/>
+      </w:r>
+    </w:p>
+    <w:p>
+      <w:pPr>
+        <w:pStyle w:val="Heading1"/>
+        <w:rPr>
+          <w:rFonts w:ascii="Calibri" w:hAnsi="Calibri" w:cs="Calibri"/>
+        </w:rPr>
+      </w:pPr>
+      <w:bookmarkStart w:id="15" w:name="_Toc227094747"/>
+      <w:r>
+        <w:rPr>
+          <w:rFonts w:ascii="Calibri" w:hAnsi="Calibri" w:cs="Calibri"/>
+        </w:rPr>
+        <w:lastRenderedPageBreak/>
+        <w:t>Part 1C</w:t>
+      </w:r>
+      <w:r>
+        <w:rPr>
+          <w:rFonts w:ascii="Calibri" w:hAnsi="Calibri" w:cs="Calibri"/>
+        </w:rPr>
+        <w:t xml:space="preserve"> – Local Persistence Setup</w:t>
+      </w:r>
+      <w:bookmarkEnd w:id="15"/>
+    </w:p>
+    <w:p>
+      <w:pPr>
+        <w:pStyle w:val="Heading2"/>
+      </w:pPr>
+      <w:bookmarkStart w:id="16" w:name="_Toc227094748"/>
+      <w:r>
+        <w:t>Screenshot</w:t>
+      </w:r>
+      <w:bookmarkEnd w:id="16"/>
+    </w:p>
+    <w:p>
+      <w:pPr>
+        <w:rPr>
+          <w:sz w:val="24"/>
+          <w:szCs w:val="40"/>
+        </w:rPr>
+      </w:pPr>
+      <w:r>
+        <w:drawing>
+          <wp:inline distT="0" distB="0" distL="0" distR="0" wp14:anchorId="79EC9301" wp14:editId="33A217A6">
+            <wp:extent cx="5731510" cy="1111250"/>
+            <wp:effectExtent l="0" t="0" r="2540" b="0"/>
+            <wp:docPr id="1453078259" name="Picture 30"/>
+            <wp:cNvGraphicFramePr>
+              <a:graphicFrameLocks xmlns:a="http://schemas.openxmlformats.org/drawingml/2006/main" noChangeAspect="1"/>
+            </wp:cNvGraphicFramePr>
+            <a:graphic xmlns:a="http://schemas.openxmlformats.org/drawingml/2006/main">
+              <a:graphicData uri="http://schemas.openxmlformats.org/drawingml/2006/picture">
+                <pic:pic xmlns:pic="http://schemas.openxmlformats.org/drawingml/2006/picture">
+                  <pic:nvPicPr>
+                    <pic:cNvPr id="1453078259" name="Picture 1453078259"/>
+                    <pic:cNvPicPr/>
+                  </pic:nvPicPr>
+                  <pic:blipFill>
+                    <a:blip r:embed="rId21" cstate="print">
+                      <a:extLst>
+                        <a:ext uri="{28A0092B-C50C-407E-A947-70E740481C1C}">
+                          <a14:useLocalDpi xmlns:a14="http://schemas.microsoft.com/office/drawing/2010/main" val="0"/>
+                        </a:ext>
+                      </a:extLst>
+                    </a:blip>
+                    <a:stretch>
+                      <a:fillRect/>
+                    </a:stretch>
+                  </pic:blipFill>
+                  <pic:spPr>
+                    <a:xfrm>
+                      <a:off x="0" y="0"/>
+                      <a:ext cx="5731510" cy="1111250"/>
+                    </a:xfrm>
+                    <a:prstGeom prst="rect">
+                      <a:avLst/>
+                    </a:prstGeom>
+                  </pic:spPr>
+                </pic:pic>
+              </a:graphicData>
+            </a:graphic>
+          </wp:inline>
+        </w:drawing>
+      </w:r>
+      <w:r>
+        <w:br w:type="page"/>
+      </w:r>
+    </w:p>
+    <w:p>
+      <w:pPr>
+        <w:pStyle w:val="Heading1"/>
+        <w:rPr>
+          <w:rFonts w:ascii="Calibri" w:hAnsi="Calibri" w:cs="Calibri"/>
+        </w:rPr>
+      </w:pPr>
+      <w:bookmarkStart w:id="17" w:name="_Toc227094749"/>
+      <w:r>
+        <w:rPr>
+          <w:rFonts w:ascii="Calibri" w:hAnsi="Calibri" w:cs="Calibri"/>
+        </w:rPr>
+        <w:lastRenderedPageBreak/>
+        <w:t>Part 1D</w:t>
+      </w:r>
+      <w:r>
+        <w:rPr>
+          <w:rFonts w:ascii="Calibri" w:hAnsi="Calibri" w:cs="Calibri"/>
+        </w:rPr>
+        <w:t xml:space="preserve"> – Cloud Computing Basics</w:t>
+      </w:r>
+      <w:bookmarkEnd w:id="17"/>
+    </w:p>
+    <w:p>
+      <w:pPr>
+        <w:rPr>
+          <w:rFonts w:cs="Calibri"/>
+        </w:rPr>
+      </w:pPr>
+      <w:r>
+        <w:rPr>
+          <w:rFonts w:cs="Calibri"/>
+          <w:b/>
+          <w:bCs/>
+        </w:rPr>
+        <w:t>1. Differences Between Cloud and On-Premises Deployment</w:t>
+      </w:r>
+    </w:p>
+    <w:p>
+      <w:pPr>
+        <w:rPr>
+          <w:rFonts w:cs="Calibri"/>
+        </w:rPr>
+      </w:pPr>
+      <w:r>
+        <w:rPr>
+          <w:rFonts w:cs="Calibri"/>
+        </w:rPr>
+        <w:t xml:space="preserve">Deploying an application in the cloud differs significantly from on-premises deployment in several aspects, notably security, deployment speed, and resource management. In terms of security, cloud providers such as Amazon Web Services (AWS) or Microsoft Azure offer built-in security features including encryption at rest and in transit, automated security updates, and robust identity management (Rountree &amp; Castrillo, 2019). In contrast, on-premises systems require organizations to implement and maintain security measures themselves, which can be costly and prone to human error. Regarding deployment speed, cloud environments enable rapid provisioning of servers and resources, allowing developers to deploy applications in minutes rather than days or weeks, as is often the case with on-premises setups where hardware procurement and configuration delays are common (Armbrust et al., 2010). For resource management, cloud computing provides elasticity, automatically scaling resources up or down according to demand, which is particularly useful for applications with fluctuating workloads. For example, a ticketing application like </w:t>
+      </w:r>
+      <w:proofErr w:type="spellStart"/>
+      <w:r>
+        <w:rPr>
+          <w:rFonts w:cs="Calibri"/>
+        </w:rPr>
+        <w:t>EventEase</w:t>
+      </w:r>
+      <w:proofErr w:type="spellEnd"/>
+      <w:r>
+        <w:rPr>
+          <w:rFonts w:cs="Calibri"/>
+        </w:rPr>
+        <w:t xml:space="preserve"> could dynamically scale server capacity during high-demand periods, such as when popular event tickets go on sale, without manual intervention. On-premises environments lack this flexibility, typically requiring over-provisioning to handle peak loads.</w:t>
+      </w:r>
+    </w:p>
+    <w:p>
+      <w:pPr>
+        <w:rPr>
+          <w:rFonts w:cs="Calibri"/>
+        </w:rPr>
+      </w:pPr>
+    </w:p>
+    <w:p>
+      <w:pPr>
+        <w:rPr>
+          <w:rFonts w:cs="Calibri"/>
+        </w:rPr>
+      </w:pPr>
+      <w:r>
+        <w:rPr>
+          <w:rFonts w:cs="Calibri"/>
+          <w:b/>
+          <w:bCs/>
+        </w:rPr>
+        <w:t>2. Differences Between IaaS, PaaS, and SaaS</w:t>
+      </w:r>
     </w:p>
     <w:p>
       <w:pPr>
@@ -4762,31 +8001,50 @@
         <w:rPr>
           <w:rFonts w:cs="Calibri"/>
         </w:rPr>
-        <w:br w:type="page"/>
-      </w:r>
-    </w:p>
-    <w:p>
-      <w:pPr>
-        <w:pStyle w:val="Heading1"/>
-        <w:rPr>
-          <w:rFonts w:ascii="Calibri" w:hAnsi="Calibri" w:cs="Calibri"/>
-        </w:rPr>
-      </w:pPr>
-      <w:bookmarkStart w:id="3" w:name="_Toc224073173"/>
-      <w:r>
-        <w:rPr>
-          <w:rFonts w:ascii="Calibri" w:hAnsi="Calibri" w:cs="Calibri"/>
-        </w:rPr>
-        <w:lastRenderedPageBreak/>
-        <w:t>Part 1C</w:t>
-      </w:r>
-      <w:r>
-        <w:rPr>
-          <w:rFonts w:ascii="Calibri" w:hAnsi="Calibri" w:cs="Calibri"/>
-        </w:rPr>
-        <w:t xml:space="preserve"> – Local Persistence Setup</w:t>
-      </w:r>
-      <w:bookmarkEnd w:id="3"/>
+        <w:t>Cloud services are typically categorized into Infrastructure as a Service (IaaS), Platform as a Service (PaaS), and Software as a Service (SaaS), each offering different levels of abstraction. IaaS provides fundamental computing resources such as virtual machines, storage, and networking, giving organizations control over operating systems and applications while still outsourcing hardware management (Mell &amp; Grance, 2011). PaaS offers a higher-level environment, including operating systems, databases, and development frameworks, allowing developers to build and deploy applications without managing the underlying infrastructure (</w:t>
+      </w:r>
+      <w:proofErr w:type="spellStart"/>
+      <w:r>
+        <w:rPr>
+          <w:rFonts w:cs="Calibri"/>
+        </w:rPr>
+        <w:t>Buyya</w:t>
+      </w:r>
+      <w:proofErr w:type="spellEnd"/>
+      <w:r>
+        <w:rPr>
+          <w:rFonts w:cs="Calibri"/>
+        </w:rPr>
+        <w:t xml:space="preserve"> et al., 2013). SaaS delivers fully functional software applications over the internet, such as Google Workspace or Salesforce, which users can access directly without handling any backend infrastructure. For </w:t>
+      </w:r>
+      <w:proofErr w:type="spellStart"/>
+      <w:r>
+        <w:rPr>
+          <w:rFonts w:cs="Calibri"/>
+        </w:rPr>
+        <w:t>EventEase</w:t>
+      </w:r>
+      <w:proofErr w:type="spellEnd"/>
+      <w:r>
+        <w:rPr>
+          <w:rFonts w:cs="Calibri"/>
+        </w:rPr>
+        <w:t xml:space="preserve">, PaaS would likely be the most beneficial choice when moving to the cloud because it provides a ready-to-use development environment that accelerates application deployment, reduces operational overhead, and simplifies scaling during peak event periods. Unlike IaaS, PaaS abstracts infrastructure management, and unlike SaaS, it allows for custom application development, which is crucial for tailoring </w:t>
+      </w:r>
+      <w:proofErr w:type="spellStart"/>
+      <w:r>
+        <w:rPr>
+          <w:rFonts w:cs="Calibri"/>
+        </w:rPr>
+        <w:t>EventEase</w:t>
+      </w:r>
+      <w:proofErr w:type="spellEnd"/>
+      <w:r>
+        <w:rPr>
+          <w:rFonts w:cs="Calibri"/>
+        </w:rPr>
+        <w:t xml:space="preserve"> to its unique ticketing and event management requirements.</w:t>
+      </w:r>
     </w:p>
     <w:p>
       <w:pPr>
@@ -4812,21 +8070,15 @@
           <w:rFonts w:ascii="Calibri" w:hAnsi="Calibri" w:cs="Calibri"/>
         </w:rPr>
       </w:pPr>
-      <w:bookmarkStart w:id="4" w:name="_Toc224073174"/>
+      <w:bookmarkStart w:id="18" w:name="_Toc227094750"/>
       <w:r>
         <w:rPr>
           <w:rFonts w:ascii="Calibri" w:hAnsi="Calibri" w:cs="Calibri"/>
         </w:rPr>
         <w:lastRenderedPageBreak/>
-        <w:t>Part 1D</w:t>
-      </w:r>
-      <w:r>
-        <w:rPr>
-          <w:rFonts w:ascii="Calibri" w:hAnsi="Calibri" w:cs="Calibri"/>
-        </w:rPr>
-        <w:t xml:space="preserve"> – Cloud Computing Basics</w:t>
-      </w:r>
-      <w:bookmarkEnd w:id="4"/>
+        <w:t>References</w:t>
+      </w:r>
+      <w:bookmarkEnd w:id="18"/>
     </w:p>
     <w:p>
       <w:pPr>
@@ -4837,10 +8089,22 @@
       <w:r>
         <w:rPr>
           <w:rFonts w:cs="Calibri"/>
-          <w:b/>
-          <w:bCs/>
-        </w:rPr>
-        <w:t>1. Differences Between Cloud and On-Premises Deployment</w:t>
+        </w:rPr>
+        <w:t xml:space="preserve">Armbrust, M., Fox, A., Griffith, R., Joseph, A. D., Katz, R., Konwinski, A., Lee, G., Patterson, D., Rabkin, A., Stoica, I. &amp; Zaharia, M., 2010. </w:t>
+      </w:r>
+      <w:r>
+        <w:rPr>
+          <w:rFonts w:cs="Calibri"/>
+          <w:i/>
+          <w:iCs/>
+        </w:rPr>
+        <w:t>A view of cloud computing</w:t>
+      </w:r>
+      <w:r>
+        <w:rPr>
+          <w:rFonts w:cs="Calibri"/>
+        </w:rPr>
+        <w:t>. Communications of the ACM, 53(4), pp.50–58.</w:t>
       </w:r>
     </w:p>
     <w:p>
@@ -4849,25 +8113,33 @@
           <w:rFonts w:cs="Calibri"/>
         </w:rPr>
       </w:pPr>
-      <w:r>
-        <w:rPr>
-          <w:rFonts w:cs="Calibri"/>
-        </w:rPr>
-        <w:t xml:space="preserve">Deploying an application in the cloud differs significantly from on-premises deployment in several aspects, notably security, deployment speed, and resource management. In terms of security, cloud providers such as Amazon Web Services (AWS) or Microsoft Azure offer built-in security features including encryption at rest and in transit, automated security updates, and robust identity management (Rountree &amp; Castrillo, 2019). In contrast, on-premises systems require organizations to implement and maintain security measures themselves, which can be costly and prone to human error. Regarding deployment speed, cloud environments enable rapid provisioning of servers and resources, allowing developers to deploy applications in minutes rather than days or weeks, as is often the case with on-premises setups where hardware procurement and configuration delays are common (Armbrust et al., 2010). For resource management, cloud computing provides elasticity, automatically scaling resources up or down according to demand, which is particularly useful for applications with fluctuating workloads. For example, a ticketing application like </w:t>
-      </w:r>
       <w:proofErr w:type="spellStart"/>
       <w:r>
         <w:rPr>
           <w:rFonts w:cs="Calibri"/>
         </w:rPr>
-        <w:t>EventEase</w:t>
+        <w:t>Buyya</w:t>
       </w:r>
       <w:proofErr w:type="spellEnd"/>
       <w:r>
         <w:rPr>
           <w:rFonts w:cs="Calibri"/>
         </w:rPr>
-        <w:t xml:space="preserve"> could dynamically scale server capacity during high-demand periods, such as when popular event tickets go on sale, without manual intervention. On-premises environments lack this flexibility, typically requiring over-provisioning to handle peak loads.</w:t>
+        <w:t xml:space="preserve">, R., Broberg, J. &amp; Goscinski, A., 2013. </w:t>
+      </w:r>
+      <w:r>
+        <w:rPr>
+          <w:rFonts w:cs="Calibri"/>
+          <w:i/>
+          <w:iCs/>
+        </w:rPr>
+        <w:t>Cloud Computing: Principles and Paradigms</w:t>
+      </w:r>
+      <w:r>
+        <w:rPr>
+          <w:rFonts w:cs="Calibri"/>
+        </w:rPr>
+        <w:t>. Hoboken, NJ: Wiley.</w:t>
       </w:r>
     </w:p>
     <w:p>
@@ -4876,6 +8148,26 @@
           <w:rFonts w:cs="Calibri"/>
         </w:rPr>
       </w:pPr>
+      <w:r>
+        <w:rPr>
+          <w:rFonts w:cs="Calibri"/>
+        </w:rPr>
+        <w:t xml:space="preserve">Mell, P. &amp; Grance, T., 2011. </w:t>
+      </w:r>
+      <w:r>
+        <w:rPr>
+          <w:rFonts w:cs="Calibri"/>
+          <w:i/>
+          <w:iCs/>
+        </w:rPr>
+        <w:t>The NIST definition of cloud computing</w:t>
+      </w:r>
+      <w:r>
+        <w:rPr>
+          <w:rFonts w:cs="Calibri"/>
+        </w:rPr>
+        <w:t>. Gaithersburg, MD: National Institute of Standards and Technology.</w:t>
+      </w:r>
     </w:p>
     <w:p>
       <w:pPr>
@@ -4886,230 +8178,33 @@
       <w:r>
         <w:rPr>
           <w:rFonts w:cs="Calibri"/>
-          <w:b/>
-          <w:bCs/>
-        </w:rPr>
-        <w:t>2. Differences Between IaaS, PaaS, and SaaS</w:t>
+        </w:rPr>
+        <w:t xml:space="preserve">Rountree, N. &amp; Castrillo, G., 2019. </w:t>
+      </w:r>
+      <w:r>
+        <w:rPr>
+          <w:rFonts w:cs="Calibri"/>
+          <w:i/>
+          <w:iCs/>
+        </w:rPr>
+        <w:t>The Basics of Cloud Computing</w:t>
+      </w:r>
+      <w:r>
+        <w:rPr>
+          <w:rFonts w:cs="Calibri"/>
+        </w:rPr>
+        <w:t>. 2nd ed. Boston: Syngress.</w:t>
       </w:r>
     </w:p>
     <w:p>
       <w:pPr>
         <w:rPr>
-          <w:rFonts w:eastAsiaTheme="majorEastAsia" w:cs="Calibri"/>
-          <w:color w:val="000000" w:themeColor="text1"/>
-          <w:sz w:val="24"/>
-          <w:szCs w:val="40"/>
-          <w:u w:val="single"/>
-        </w:rPr>
-      </w:pPr>
-      <w:r>
-        <w:rPr>
-          <w:rFonts w:cs="Calibri"/>
-        </w:rPr>
-        <w:t>Cloud services are typically categorized into Infrastructure as a Service (IaaS), Platform as a Service (PaaS), and Software as a Service (SaaS), each offering different levels of abstraction. IaaS provides fundamental computing resources such as virtual machines, storage, and networking, giving organizations control over operating systems and applications while still outsourcing hardware management (Mell &amp; Grance, 2011). PaaS offers a higher-level environment, including operating systems, databases, and development frameworks, allowing developers to build and deploy applications without managing the underlying infrastructure (</w:t>
-      </w:r>
-      <w:proofErr w:type="spellStart"/>
-      <w:r>
-        <w:rPr>
-          <w:rFonts w:cs="Calibri"/>
-        </w:rPr>
-        <w:t>Buyya</w:t>
-      </w:r>
-      <w:proofErr w:type="spellEnd"/>
-      <w:r>
-        <w:rPr>
-          <w:rFonts w:cs="Calibri"/>
-        </w:rPr>
-        <w:t xml:space="preserve"> et al., 2013). SaaS delivers fully functional software applications over the internet, such as Google Workspace or Salesforce, which users can access directly without handling any backend infrastructure. For </w:t>
-      </w:r>
-      <w:proofErr w:type="spellStart"/>
-      <w:r>
-        <w:rPr>
-          <w:rFonts w:cs="Calibri"/>
-        </w:rPr>
-        <w:t>EventEase</w:t>
-      </w:r>
-      <w:proofErr w:type="spellEnd"/>
-      <w:r>
-        <w:rPr>
-          <w:rFonts w:cs="Calibri"/>
-        </w:rPr>
-        <w:t xml:space="preserve">, PaaS would likely be the most beneficial choice when moving to the cloud because it provides a ready-to-use development environment that accelerates application deployment, reduces operational overhead, and simplifies scaling during peak event periods. Unlike IaaS, PaaS abstracts infrastructure management, and unlike SaaS, it allows for custom application development, which is crucial for tailoring </w:t>
-      </w:r>
-      <w:proofErr w:type="spellStart"/>
-      <w:r>
-        <w:rPr>
-          <w:rFonts w:cs="Calibri"/>
-        </w:rPr>
-        <w:t>EventEase</w:t>
-      </w:r>
-      <w:proofErr w:type="spellEnd"/>
-      <w:r>
-        <w:rPr>
-          <w:rFonts w:cs="Calibri"/>
-        </w:rPr>
-        <w:t xml:space="preserve"> to its unique ticketing and event management requirements.</w:t>
-      </w:r>
-    </w:p>
-    <w:p>
-      <w:pPr>
-        <w:rPr>
-          <w:rFonts w:eastAsiaTheme="majorEastAsia" w:cs="Calibri"/>
-          <w:color w:val="000000" w:themeColor="text1"/>
-          <w:sz w:val="24"/>
-          <w:szCs w:val="40"/>
-          <w:u w:val="single"/>
-        </w:rPr>
-      </w:pPr>
-      <w:r>
-        <w:rPr>
-          <w:rFonts w:cs="Calibri"/>
-        </w:rPr>
-        <w:br w:type="page"/>
-      </w:r>
-    </w:p>
-    <w:p>
-      <w:pPr>
-        <w:pStyle w:val="Heading1"/>
-        <w:rPr>
-          <w:rFonts w:ascii="Calibri" w:hAnsi="Calibri" w:cs="Calibri"/>
-        </w:rPr>
-      </w:pPr>
-      <w:bookmarkStart w:id="5" w:name="_Toc224073175"/>
-      <w:r>
-        <w:rPr>
-          <w:rFonts w:ascii="Calibri" w:hAnsi="Calibri" w:cs="Calibri"/>
-        </w:rPr>
-        <w:lastRenderedPageBreak/>
-        <w:t>References</w:t>
-      </w:r>
-      <w:bookmarkEnd w:id="5"/>
-    </w:p>
-    <w:p>
-      <w:pPr>
-        <w:rPr>
-          <w:rFonts w:cs="Calibri"/>
-        </w:rPr>
-      </w:pPr>
-      <w:r>
-        <w:rPr>
-          <w:rFonts w:cs="Calibri"/>
-        </w:rPr>
-        <w:t xml:space="preserve">Armbrust, M., Fox, A., Griffith, R., Joseph, A. D., Katz, R., Konwinski, A., Lee, G., Patterson, D., Rabkin, A., Stoica, I. &amp; Zaharia, M., 2010. </w:t>
-      </w:r>
-      <w:r>
-        <w:rPr>
-          <w:rFonts w:cs="Calibri"/>
-          <w:i/>
-          <w:iCs/>
-        </w:rPr>
-        <w:t>A view of cloud computing</w:t>
-      </w:r>
-      <w:r>
-        <w:rPr>
-          <w:rFonts w:cs="Calibri"/>
-        </w:rPr>
-        <w:t>. Communications of the ACM, 53(4), pp.50–58.</w:t>
-      </w:r>
-    </w:p>
-    <w:p>
-      <w:pPr>
-        <w:rPr>
-          <w:rFonts w:cs="Calibri"/>
-        </w:rPr>
-      </w:pPr>
-      <w:proofErr w:type="spellStart"/>
-      <w:r>
-        <w:rPr>
-          <w:rFonts w:cs="Calibri"/>
-        </w:rPr>
-        <w:t>Buyya</w:t>
-      </w:r>
-      <w:proofErr w:type="spellEnd"/>
-      <w:r>
-        <w:rPr>
-          <w:rFonts w:cs="Calibri"/>
-        </w:rPr>
-        <w:t xml:space="preserve">, R., Broberg, J. &amp; Goscinski, A., 2013. </w:t>
-      </w:r>
-      <w:r>
-        <w:rPr>
-          <w:rFonts w:cs="Calibri"/>
-          <w:i/>
-          <w:iCs/>
-        </w:rPr>
-        <w:t>Cloud Computing: Principles and Paradigms</w:t>
-      </w:r>
-      <w:r>
-        <w:rPr>
-          <w:rFonts w:cs="Calibri"/>
-        </w:rPr>
-        <w:t>. Hoboken, NJ: Wiley.</w:t>
-      </w:r>
-    </w:p>
-    <w:p>
-      <w:pPr>
-        <w:rPr>
-          <w:rFonts w:cs="Calibri"/>
-        </w:rPr>
-      </w:pPr>
-      <w:r>
-        <w:rPr>
-          <w:rFonts w:cs="Calibri"/>
-        </w:rPr>
-        <w:t xml:space="preserve">Mell, P. &amp; Grance, T., 2011. </w:t>
-      </w:r>
-      <w:r>
-        <w:rPr>
-          <w:rFonts w:cs="Calibri"/>
-          <w:i/>
-          <w:iCs/>
-        </w:rPr>
-        <w:t>The NIST definition of cloud computing</w:t>
-      </w:r>
-      <w:r>
-        <w:rPr>
-          <w:rFonts w:cs="Calibri"/>
-        </w:rPr>
-        <w:t>. Gaithersburg, MD: National Institute of Standards and Technology.</w:t>
-      </w:r>
-    </w:p>
-    <w:p>
-      <w:pPr>
-        <w:rPr>
-          <w:rFonts w:cs="Calibri"/>
-        </w:rPr>
-      </w:pPr>
-      <w:r>
-        <w:rPr>
-          <w:rFonts w:cs="Calibri"/>
-        </w:rPr>
-        <w:t xml:space="preserve">Rountree, N. &amp; Castrillo, G., 2019. </w:t>
-      </w:r>
-      <w:r>
-        <w:rPr>
-          <w:rFonts w:cs="Calibri"/>
-          <w:i/>
-          <w:iCs/>
-        </w:rPr>
-        <w:t>The Basics of Cloud Computing</w:t>
-      </w:r>
-      <w:r>
-        <w:rPr>
-          <w:rFonts w:cs="Calibri"/>
-        </w:rPr>
-        <w:t>. 2nd ed. Boston: Syngress.</w:t>
-      </w:r>
-    </w:p>
-    <w:p>
-      <w:pPr>
-        <w:rPr>
           <w:rFonts w:cs="Calibri"/>
         </w:rPr>
       </w:pPr>
     </w:p>
     <w:sectPr>
-      <w:footerReference w:type="default" r:id="rId8"/>
+      <w:footerReference w:type="default" r:id="rId22"/>
       <w:pgSz w:w="11906" w:h="16838"/>
       <w:pgMar w:top="1440" w:right="1440" w:bottom="1440" w:left="1440" w:header="708" w:footer="708" w:gutter="0"/>
       <w:pgNumType w:start="0"/>
@@ -5624,7 +8719,7 @@
   <w:style w:type="paragraph" w:default="1" w:styleId="Normal">
     <w:name w:val="Normal"/>
     <w:qFormat/>
-    <w:rsid w:val="006B7C15"/>
+    <w:rsid w:val="00CB4BCF"/>
   </w:style>
   <w:style w:type="paragraph" w:styleId="Heading1">
     <w:name w:val="heading 1"/>
@@ -5654,10 +8749,9 @@
     <w:next w:val="Normal"/>
     <w:link w:val="Heading2Char"/>
     <w:uiPriority w:val="9"/>
-    <w:semiHidden/>
     <w:unhideWhenUsed/>
     <w:qFormat/>
-    <w:rsid w:val="00B90BF9"/>
+    <w:rsid w:val="00CB37EB"/>
     <w:pPr>
       <w:keepNext/>
       <w:keepLines/>
@@ -5665,10 +8759,10 @@
       <w:outlineLvl w:val="1"/>
     </w:pPr>
     <w:rPr>
-      <w:rFonts w:asciiTheme="majorHAnsi" w:eastAsiaTheme="majorEastAsia" w:hAnsiTheme="majorHAnsi" w:cstheme="majorBidi"/>
-      <w:color w:val="0F4761" w:themeColor="accent1" w:themeShade="BF"/>
-      <w:sz w:val="32"/>
+      <w:rFonts w:eastAsiaTheme="majorEastAsia" w:cstheme="majorBidi"/>
+      <w:color w:val="000000" w:themeColor="text1"/>
       <w:szCs w:val="32"/>
+      <w:u w:val="single"/>
     </w:rPr>
   </w:style>
   <w:style w:type="paragraph" w:styleId="Heading3">
@@ -5677,10 +8771,9 @@
     <w:next w:val="Normal"/>
     <w:link w:val="Heading3Char"/>
     <w:uiPriority w:val="9"/>
-    <w:semiHidden/>
     <w:unhideWhenUsed/>
     <w:qFormat/>
-    <w:rsid w:val="00B90BF9"/>
+    <w:rsid w:val="00F61A0A"/>
     <w:pPr>
       <w:keepNext/>
       <w:keepLines/>
@@ -5688,9 +8781,9 @@
       <w:outlineLvl w:val="2"/>
     </w:pPr>
     <w:rPr>
-      <w:rFonts w:asciiTheme="minorHAnsi" w:eastAsiaTheme="majorEastAsia" w:hAnsiTheme="minorHAnsi" w:cstheme="majorBidi"/>
-      <w:color w:val="0F4761" w:themeColor="accent1" w:themeShade="BF"/>
-      <w:sz w:val="28"/>
+      <w:rFonts w:eastAsiaTheme="majorEastAsia" w:cstheme="majorBidi"/>
+      <w:b/>
+      <w:color w:val="000000" w:themeColor="text1"/>
       <w:szCs w:val="28"/>
     </w:rPr>
   </w:style>
@@ -5829,7 +8922,6 @@
   <w:style w:type="character" w:default="1" w:styleId="DefaultParagraphFont">
     <w:name w:val="Default Paragraph Font"/>
     <w:uiPriority w:val="1"/>
-    <w:semiHidden/>
     <w:unhideWhenUsed/>
   </w:style>
   <w:style w:type="table" w:default="1" w:styleId="TableNormal">
@@ -5872,13 +8964,12 @@
     <w:basedOn w:val="DefaultParagraphFont"/>
     <w:link w:val="Heading2"/>
     <w:uiPriority w:val="9"/>
-    <w:semiHidden/>
-    <w:rsid w:val="00B90BF9"/>
+    <w:rsid w:val="00CB37EB"/>
     <w:rPr>
-      <w:rFonts w:asciiTheme="majorHAnsi" w:eastAsiaTheme="majorEastAsia" w:hAnsiTheme="majorHAnsi" w:cstheme="majorBidi"/>
-      <w:color w:val="0F4761" w:themeColor="accent1" w:themeShade="BF"/>
-      <w:sz w:val="32"/>
+      <w:rFonts w:eastAsiaTheme="majorEastAsia" w:cstheme="majorBidi"/>
+      <w:color w:val="000000" w:themeColor="text1"/>
       <w:szCs w:val="32"/>
+      <w:u w:val="single"/>
     </w:rPr>
   </w:style>
   <w:style w:type="character" w:customStyle="1" w:styleId="Heading3Char">
@@ -5886,12 +8977,11 @@
     <w:basedOn w:val="DefaultParagraphFont"/>
     <w:link w:val="Heading3"/>
     <w:uiPriority w:val="9"/>
-    <w:semiHidden/>
-    <w:rsid w:val="00B90BF9"/>
+    <w:rsid w:val="00F61A0A"/>
     <w:rPr>
-      <w:rFonts w:asciiTheme="minorHAnsi" w:eastAsiaTheme="majorEastAsia" w:hAnsiTheme="minorHAnsi" w:cstheme="majorBidi"/>
-      <w:color w:val="0F4761" w:themeColor="accent1" w:themeShade="BF"/>
-      <w:sz w:val="28"/>
+      <w:rFonts w:eastAsiaTheme="majorEastAsia" w:cstheme="majorBidi"/>
+      <w:b/>
+      <w:color w:val="000000" w:themeColor="text1"/>
       <w:szCs w:val="28"/>
     </w:rPr>
   </w:style>
@@ -6274,6 +9364,44 @@
       <w:shd w:val="clear" w:color="auto" w:fill="E1DFDD"/>
     </w:rPr>
   </w:style>
+  <w:style w:type="character" w:styleId="FollowedHyperlink">
+    <w:name w:val="FollowedHyperlink"/>
+    <w:basedOn w:val="DefaultParagraphFont"/>
+    <w:uiPriority w:val="99"/>
+    <w:semiHidden/>
+    <w:unhideWhenUsed/>
+    <w:rsid w:val="00705B14"/>
+    <w:rPr>
+      <w:color w:val="96607D" w:themeColor="followedHyperlink"/>
+      <w:u w:val="single"/>
+    </w:rPr>
+  </w:style>
+  <w:style w:type="paragraph" w:styleId="TOC2">
+    <w:name w:val="toc 2"/>
+    <w:basedOn w:val="Normal"/>
+    <w:next w:val="Normal"/>
+    <w:autoRedefine/>
+    <w:uiPriority w:val="39"/>
+    <w:unhideWhenUsed/>
+    <w:rsid w:val="000C24FC"/>
+    <w:pPr>
+      <w:spacing w:after="100"/>
+      <w:ind w:left="220"/>
+    </w:pPr>
+  </w:style>
+  <w:style w:type="paragraph" w:styleId="TOC3">
+    <w:name w:val="toc 3"/>
+    <w:basedOn w:val="Normal"/>
+    <w:next w:val="Normal"/>
+    <w:autoRedefine/>
+    <w:uiPriority w:val="39"/>
+    <w:unhideWhenUsed/>
+    <w:rsid w:val="00F61A0A"/>
+    <w:pPr>
+      <w:spacing w:after="100"/>
+      <w:ind w:left="440"/>
+    </w:pPr>
+  </w:style>
 </w:styles>
 </file>
 
